--- a/site/files/konspekt-bonus-navyki.docx
+++ b/site/files/konspekt-bonus-navyki.docx
@@ -10,7 +10,7 @@
         <w:rPr>
           <w:lang w:val="ru"/>
         </w:rPr>
-        <w:t xml:space="preserve">Бонусный урок. Навыки — помощник, упакованный в папку</w:t>
+        <w:t xml:space="preserve">Бонусный урок 1. Навыки — помощник, упакованный в папку</w:t>
       </w:r>
     </w:p>
     <w:p>

--- a/site/files/konspekt-bonus-navyki.docx
+++ b/site/files/konspekt-bonus-navyki.docx
@@ -912,6 +912,96 @@
                 <w:lang w:val="ru"/>
               </w:rPr>
               <w:t xml:space="preserve">обзор к статье, заявке, новому курсу</w:t>
+            </w:r>
+          </w:p>
+        </w:tc>
+      </w:tr>
+      <w:tr>
+        <w:tc>
+          <w:tcPr/>
+          <w:p>
+            <w:pPr>
+              <w:pStyle w:val="Compact"/>
+            </w:pPr>
+            <w:r>
+              <w:rPr>
+                <w:rStyle w:val="VerbatimChar"/>
+                <w:lang w:val="ru"/>
+              </w:rPr>
+              <w:t xml:space="preserve">niokr</w:t>
+            </w:r>
+          </w:p>
+        </w:tc>
+        <w:tc>
+          <w:tcPr/>
+          <w:p>
+            <w:pPr>
+              <w:pStyle w:val="Compact"/>
+            </w:pPr>
+            <w:r>
+              <w:rPr>
+                <w:lang w:val="ru"/>
+              </w:rPr>
+              <w:t xml:space="preserve">помогает писать отчёт о НИР или НИОКР по ГОСТ 7.32: структура, реферат, новизна, стенд и воспроизводимость; 18 обезличенных примеров автора курса</w:t>
+            </w:r>
+          </w:p>
+        </w:tc>
+        <w:tc>
+          <w:tcPr/>
+          <w:p>
+            <w:pPr>
+              <w:pStyle w:val="Compact"/>
+            </w:pPr>
+            <w:r>
+              <w:rPr>
+                <w:lang w:val="ru"/>
+              </w:rPr>
+              <w:t xml:space="preserve">отчёт по гранту, промежуточный отчёт этапа, заявка</w:t>
+            </w:r>
+          </w:p>
+        </w:tc>
+      </w:tr>
+      <w:tr>
+        <w:tc>
+          <w:tcPr/>
+          <w:p>
+            <w:pPr>
+              <w:pStyle w:val="Compact"/>
+            </w:pPr>
+            <w:r>
+              <w:rPr>
+                <w:rStyle w:val="VerbatimChar"/>
+                <w:lang w:val="ru"/>
+              </w:rPr>
+              <w:t xml:space="preserve">illustrating-lessons</w:t>
+            </w:r>
+          </w:p>
+        </w:tc>
+        <w:tc>
+          <w:tcPr/>
+          <w:p>
+            <w:pPr>
+              <w:pStyle w:val="Compact"/>
+            </w:pPr>
+            <w:r>
+              <w:rPr>
+                <w:lang w:val="ru"/>
+              </w:rPr>
+              <w:t xml:space="preserve">раскладывает задачу картинки по 11 блокам и даёт три промпта для Алисы AI и GigaChat</w:t>
+            </w:r>
+          </w:p>
+        </w:tc>
+        <w:tc>
+          <w:tcPr/>
+          <w:p>
+            <w:pPr>
+              <w:pStyle w:val="Compact"/>
+            </w:pPr>
+            <w:r>
+              <w:rPr>
+                <w:lang w:val="ru"/>
+              </w:rPr>
+              <w:t xml:space="preserve">иллюстрация к слайду, обложка — бонусный урок 2</w:t>
             </w:r>
           </w:p>
         </w:tc>

--- a/site/files/konspekt-bonus-navyki.docx
+++ b/site/files/konspekt-bonus-navyki.docx
@@ -6934,7 +6934,7 @@
       </w:r>
     </w:p>
     <w:bookmarkEnd w:id="55"/>
-    <w:bookmarkStart w:id="57" w:name="samostoyatelno"/>
+    <w:bookmarkStart w:id="58" w:name="samostoyatelno"/>
     <w:p>
       <w:pPr>
         <w:pStyle w:val="Heading2"/>
@@ -6982,14 +6982,53 @@
             <w:rStyle w:val="Hyperlink"/>
             <w:lang w:val="ru"/>
           </w:rPr>
-          <w:t xml:space="preserve">итоговый тест</w:t>
+          <w:t xml:space="preserve">тест в форме</w:t>
         </w:r>
       </w:hyperlink>
       <w:r>
         <w:rPr>
           <w:lang w:val="ru"/>
         </w:rPr>
-        <w:t xml:space="preserve">, от 44 баллов из 72 (60 %).</w:t>
+        <w:t xml:space="preserve"> </w:t>
+      </w:r>
+      <w:r>
+        <w:rPr>
+          <w:lang w:val="ru"/>
+        </w:rPr>
+        <w:t xml:space="preserve">— результат попадёт в ведомость; «сдано» — от 44 баллов</w:t>
+      </w:r>
+      <w:r>
+        <w:rPr>
+          <w:lang w:val="ru"/>
+        </w:rPr>
+        <w:t xml:space="preserve"> </w:t>
+      </w:r>
+      <w:r>
+        <w:rPr>
+          <w:lang w:val="ru"/>
+        </w:rPr>
+        <w:t xml:space="preserve">из 72 (60 %). Потренироваться —</w:t>
+      </w:r>
+      <w:r>
+        <w:rPr>
+          <w:lang w:val="ru"/>
+        </w:rPr>
+        <w:t xml:space="preserve"> </w:t>
+      </w:r>
+      <w:hyperlink r:id="rId57">
+        <w:r>
+          <w:rPr>
+            <w:rStyle w:val="Hyperlink"/>
+            <w:lang w:val="ru"/>
+          </w:rPr>
+          <w:t xml:space="preserve">тест на сайте</w:t>
+        </w:r>
+      </w:hyperlink>
+      <w:r>
+        <w:rPr>
+          <w:lang w:val="ru"/>
+        </w:rPr>
+        <w:t xml:space="preserve">.</w:t>
       </w:r>
     </w:p>
     <w:p>
@@ -7165,8 +7204,8 @@
         <w:t xml:space="preserve">на трёх сценариях; на сценарий отказа он не выдумывает ответ.</w:t>
       </w:r>
     </w:p>
-    <w:bookmarkEnd w:id="57"/>
-    <w:bookmarkStart w:id="58" w:name="proverte-sebya"/>
+    <w:bookmarkEnd w:id="58"/>
+    <w:bookmarkStart w:id="59" w:name="proverte-sebya"/>
     <w:p>
       <w:pPr>
         <w:pStyle w:val="Heading2"/>
@@ -7555,8 +7594,8 @@
         <w:t xml:space="preserve">упирается в предел примерно на 500 знаках.</w:t>
       </w:r>
     </w:p>
-    <w:bookmarkEnd w:id="58"/>
-    <w:bookmarkStart w:id="59" w:name="istochniki"/>
+    <w:bookmarkEnd w:id="59"/>
+    <w:bookmarkStart w:id="60" w:name="istochniki"/>
     <w:p>
       <w:pPr>
         <w:pStyle w:val="Heading2"/>
@@ -7688,7 +7727,7 @@
         <w:t xml:space="preserve">Wikipedia: Signs of AI writing — основа каталога признаков. https://en.wikipedia.org/wiki/Wikipedia:Signs_of_AI_writing</w:t>
       </w:r>
     </w:p>
-    <w:bookmarkEnd w:id="59"/>
+    <w:bookmarkEnd w:id="60"/>
     <w:sectPr>
       <w:footnotePr>
         <w:numRestart w:val="eachSect"/>

--- a/site/files/konspekt-bonus-navyki.docx
+++ b/site/files/konspekt-bonus-navyki.docx
@@ -6976,13 +6976,25 @@
         </w:rPr>
         <w:t xml:space="preserve"> </w:t>
       </w:r>
+      <w:r>
+        <w:rPr>
+          <w:lang w:val="ru"/>
+        </w:rPr>
+        <w:t xml:space="preserve">на сайте НГУ: итоговый тест из 10 вопросов. Проверить себя здесь — тесты</w:t>
+      </w:r>
+      <w:r>
+        <w:rPr>
+          <w:lang w:val="ru"/>
+        </w:rPr>
+        <w:t xml:space="preserve"> </w:t>
+      </w:r>
       <w:hyperlink r:id="rId56">
         <w:r>
           <w:rPr>
             <w:rStyle w:val="Hyperlink"/>
             <w:lang w:val="ru"/>
           </w:rPr>
-          <w:t xml:space="preserve">тест в форме</w:t>
+          <w:t xml:space="preserve">среднего уровня</w:t>
         </w:r>
       </w:hyperlink>
       <w:r>
@@ -6995,19 +7007,7 @@
         <w:rPr>
           <w:lang w:val="ru"/>
         </w:rPr>
-        <w:t xml:space="preserve">— результат попадёт в ведомость; «сдано» — от 44 баллов</w:t>
-      </w:r>
-      <w:r>
-        <w:rPr>
-          <w:lang w:val="ru"/>
-        </w:rPr>
-        <w:t xml:space="preserve"> </w:t>
-      </w:r>
-      <w:r>
-        <w:rPr>
-          <w:lang w:val="ru"/>
-        </w:rPr>
-        <w:t xml:space="preserve">из 72 (60 %). Потренироваться —</w:t>
+        <w:t xml:space="preserve">и</w:t>
       </w:r>
       <w:r>
         <w:rPr>
@@ -7021,7 +7021,7 @@
             <w:rStyle w:val="Hyperlink"/>
             <w:lang w:val="ru"/>
           </w:rPr>
-          <w:t xml:space="preserve">тест на сайте</w:t>
+          <w:t xml:space="preserve">повышенной сложности</w:t>
         </w:r>
       </w:hyperlink>
       <w:r>

--- a/site/files/konspekt-bonus-navyki.docx
+++ b/site/files/konspekt-bonus-navyki.docx
@@ -942,7 +942,7 @@
               <w:rPr>
                 <w:lang w:val="ru"/>
               </w:rPr>
-              <w:t xml:space="preserve">помогает писать отчёт о НИР или НИОКР по ГОСТ 7.32: структура, реферат, новизна, стенд и воспроизводимость; 18 обезличенных примеров автора курса</w:t>
+              <w:t xml:space="preserve">помогает писать отчёт о НИР или НИОКР по ГОСТ 7.32: структура, реферат, новизна, стенд и воспроизводимость; 16 обезличенных примеров автора курса</w:t>
             </w:r>
           </w:p>
         </w:tc>

--- a/site/files/konspekt-bonus-navyki.docx
+++ b/site/files/konspekt-bonus-navyki.docx
@@ -158,7 +158,22 @@
         <w:rPr>
           <w:lang w:val="ru"/>
         </w:rPr>
-        <w:t xml:space="preserve">как поручить сборку навыка агенту на своём компьютере — VS Code и бесплатные агенты без VPN.</w:t>
+        <w:t xml:space="preserve">как поручить сборку навыка агенту на своём компьютере — VS Code и бесплатные агенты, доступные из России;</w:t>
+      </w:r>
+    </w:p>
+    <w:p>
+      <w:pPr>
+        <w:pStyle w:val="Compact"/>
+        <w:numPr>
+          <w:ilvl w:val="0"/>
+          <w:numId w:val="1001"/>
+        </w:numPr>
+      </w:pPr>
+      <w:r>
+        <w:rPr>
+          <w:lang w:val="ru"/>
+        </w:rPr>
+        <w:t xml:space="preserve">почему «готово ✅» от агента — ещё не готово: испытание GigaCode на инженерном калькуляторе.</w:t>
       </w:r>
     </w:p>
     <w:bookmarkEnd w:id="9"/>
@@ -1018,6 +1033,51 @@
                 <w:rStyle w:val="VerbatimChar"/>
                 <w:lang w:val="ru"/>
               </w:rPr>
+              <w:t xml:space="preserve">mapping-course-meanings</w:t>
+            </w:r>
+          </w:p>
+        </w:tc>
+        <w:tc>
+          <w:tcPr/>
+          <w:p>
+            <w:pPr>
+              <w:pStyle w:val="Compact"/>
+            </w:pPr>
+            <w:r>
+              <w:rPr>
+                <w:lang w:val="ru"/>
+              </w:rPr>
+              <w:t xml:space="preserve">собирает карту смыслов курса из ваших материалов и интервью по одному вопросу, а по ней — новый курс, тест с ключом и тексты</w:t>
+            </w:r>
+          </w:p>
+        </w:tc>
+        <w:tc>
+          <w:tcPr/>
+          <w:p>
+            <w:pPr>
+              <w:pStyle w:val="Compact"/>
+            </w:pPr>
+            <w:r>
+              <w:rPr>
+                <w:lang w:val="ru"/>
+              </w:rPr>
+              <w:t xml:space="preserve">обновить старый курс, сделать курс для другой аудитории или тест по главному — лекция 3</w:t>
+            </w:r>
+          </w:p>
+        </w:tc>
+      </w:tr>
+      <w:tr>
+        <w:tc>
+          <w:tcPr/>
+          <w:p>
+            <w:pPr>
+              <w:pStyle w:val="Compact"/>
+            </w:pPr>
+            <w:r>
+              <w:rPr>
+                <w:rStyle w:val="VerbatimChar"/>
+                <w:lang w:val="ru"/>
+              </w:rPr>
               <w:t xml:space="preserve">spotting-ai-writing</w:t>
             </w:r>
           </w:p>
@@ -3714,7 +3774,7 @@
     </w:tbl>
     <w:bookmarkEnd w:id="27"/>
     <w:bookmarkEnd w:id="28"/>
-    <w:bookmarkStart w:id="54" w:name="agent"/>
+    <w:bookmarkStart w:id="60" w:name="agent"/>
     <w:p>
       <w:pPr>
         <w:pStyle w:val="Heading2"/>
@@ -4070,7 +4130,7 @@
               <w:rPr>
                 <w:lang w:val="ru"/>
               </w:rPr>
-              <w:t xml:space="preserve">Из России без VPN</w:t>
+              <w:t xml:space="preserve">Работает ли из России</w:t>
             </w:r>
           </w:p>
         </w:tc>
@@ -4669,7 +4729,28 @@
         <w:rPr>
           <w:lang w:val="ru"/>
         </w:rPr>
-        <w:t xml:space="preserve">GigaCode, перечитывайте особенно внимательно.</w:t>
+        <w:t xml:space="preserve">GigaCode, перечитывайте особенно внимательно — почему, показывает</w:t>
+      </w:r>
+      <w:r>
+        <w:rPr>
+          <w:lang w:val="ru"/>
+        </w:rPr>
+        <w:t xml:space="preserve"> </w:t>
+      </w:r>
+      <w:hyperlink w:anchor="ispytanie-gigacode">
+        <w:r>
+          <w:rPr>
+            <w:rStyle w:val="Hyperlink"/>
+            <w:lang w:val="ru"/>
+          </w:rPr>
+          <w:t xml:space="preserve">испытание в конце раздела</w:t>
+        </w:r>
+      </w:hyperlink>
+      <w:r>
+        <w:rPr>
+          <w:lang w:val="ru"/>
+        </w:rPr>
+        <w:t xml:space="preserve">.</w:t>
       </w:r>
     </w:p>
     <w:p>
@@ -4682,7 +4763,7 @@
           <w:bCs/>
           <w:lang w:val="ru"/>
         </w:rPr>
-        <w:t xml:space="preserve">Что не подойдёт без VPN и подписки:</w:t>
+        <w:t xml:space="preserve">Что из России недоступно или только по подписке:</w:t>
       </w:r>
     </w:p>
     <w:p>
@@ -6168,22 +6249,129 @@
       </w:r>
     </w:p>
     <w:bookmarkEnd w:id="53"/>
-    <w:bookmarkEnd w:id="54"/>
-    <w:bookmarkStart w:id="55" w:name="promty"/>
-    <w:p>
-      <w:pPr>
-        <w:pStyle w:val="Heading2"/>
-      </w:pPr>
-      <w:r>
-        <w:rPr>
-          <w:lang w:val="ru"/>
-        </w:rPr>
-        <w:t xml:space="preserve">Промпты урока</w:t>
+    <w:bookmarkStart w:id="59" w:name="ispytanie-gigacode"/>
+    <w:p>
+      <w:pPr>
+        <w:pStyle w:val="Heading3"/>
+      </w:pPr>
+      <w:r>
+        <w:rPr>
+          <w:lang w:val="ru"/>
+        </w:rPr>
+        <w:t xml:space="preserve">Испытание GigaCode: инженерный калькулятор</w:t>
       </w:r>
     </w:p>
     <w:p>
       <w:pPr>
         <w:pStyle w:val="FirstParagraph"/>
+      </w:pPr>
+      <w:r>
+        <w:rPr>
+          <w:lang w:val="ru"/>
+        </w:rPr>
+        <w:t xml:space="preserve">6 октября 2026 года автор курса дал GigaCode в VS Code задачу из трёх фраз: проект</w:t>
+      </w:r>
+      <w:r>
+        <w:rPr>
+          <w:lang w:val="ru"/>
+        </w:rPr>
+        <w:t xml:space="preserve"> </w:t>
+      </w:r>
+      <w:r>
+        <w:rPr>
+          <w:lang w:val="ru"/>
+        </w:rPr>
+        <w:t xml:space="preserve">на Python — сайт с инженерным калькулятором,</w:t>
+      </w:r>
+      <w:r>
+        <w:rPr>
+          <w:lang w:val="ru"/>
+        </w:rPr>
+        <w:t xml:space="preserve"> </w:t>
+      </w:r>
+      <w:r>
+        <w:rPr>
+          <w:rStyle w:val="VerbatimChar"/>
+          <w:lang w:val="ru"/>
+        </w:rPr>
+        <w:t xml:space="preserve">.gitignore</w:t>
+      </w:r>
+      <w:r>
+        <w:rPr>
+          <w:lang w:val="ru"/>
+        </w:rPr>
+        <w:t xml:space="preserve"> </w:t>
+      </w:r>
+      <w:r>
+        <w:rPr>
+          <w:lang w:val="ru"/>
+        </w:rPr>
+        <w:t xml:space="preserve">и README для публикации</w:t>
+      </w:r>
+      <w:r>
+        <w:rPr>
+          <w:lang w:val="ru"/>
+        </w:rPr>
+        <w:t xml:space="preserve"> </w:t>
+      </w:r>
+      <w:r>
+        <w:rPr>
+          <w:lang w:val="ru"/>
+        </w:rPr>
+        <w:t xml:space="preserve">на GitVerse. Весь проект открыт:</w:t>
+      </w:r>
+      <w:r>
+        <w:rPr>
+          <w:lang w:val="ru"/>
+        </w:rPr>
+        <w:t xml:space="preserve"> </w:t>
+      </w:r>
+      <w:hyperlink r:id="rId54">
+        <w:r>
+          <w:rPr>
+            <w:rStyle w:val="Hyperlink"/>
+            <w:lang w:val="ru"/>
+          </w:rPr>
+          <w:t xml:space="preserve">репозиторий ENGINEER</w:t>
+        </w:r>
+      </w:hyperlink>
+      <w:r>
+        <w:rPr>
+          <w:lang w:val="ru"/>
+        </w:rPr>
+        <w:t xml:space="preserve"> </w:t>
+      </w:r>
+      <w:r>
+        <w:rPr>
+          <w:lang w:val="ru"/>
+        </w:rPr>
+        <w:t xml:space="preserve">с README и подробным</w:t>
+      </w:r>
+      <w:r>
+        <w:rPr>
+          <w:lang w:val="ru"/>
+        </w:rPr>
+        <w:t xml:space="preserve"> </w:t>
+      </w:r>
+      <w:hyperlink r:id="rId55">
+        <w:r>
+          <w:rPr>
+            <w:rStyle w:val="Hyperlink"/>
+            <w:lang w:val="ru"/>
+          </w:rPr>
+          <w:t xml:space="preserve">отчётом об оценке модели</w:t>
+        </w:r>
+      </w:hyperlink>
+      <w:r>
+        <w:rPr>
+          <w:lang w:val="ru"/>
+        </w:rPr>
+        <w:t xml:space="preserve">.</w:t>
+      </w:r>
+    </w:p>
+    <w:p>
+      <w:pPr>
+        <w:pStyle w:val="BodyText"/>
       </w:pPr>
       <w:r>
         <w:rPr>
@@ -6191,301 +6379,48 @@
           <w:bCs/>
           <w:lang w:val="ru"/>
         </w:rPr>
-        <w:t xml:space="preserve">Промпт: Шаблон SKILL.md.</w:t>
-      </w:r>
-      <w:r>
-        <w:rPr>
-          <w:lang w:val="ru"/>
-        </w:rPr>
-        <w:t xml:space="preserve"> </w:t>
-      </w:r>
-      <w:r>
-        <w:rPr>
-          <w:lang w:val="ru"/>
-        </w:rPr>
-        <w:t xml:space="preserve">Когда: начинаете свой навык.</w:t>
-      </w:r>
-    </w:p>
-    <w:p>
-      <w:pPr>
-        <w:pStyle w:val="SourceCode"/>
-      </w:pPr>
-      <w:r>
-        <w:rPr>
-          <w:rStyle w:val="VerbatimChar"/>
-          <w:lang w:val="ru"/>
-        </w:rPr>
-        <w:t xml:space="preserve">---</w:t>
-      </w:r>
-      <w:r>
-        <w:br/>
-      </w:r>
-      <w:r>
-        <w:rPr>
-          <w:rStyle w:val="VerbatimChar"/>
-          <w:lang w:val="ru"/>
-        </w:rPr>
-        <w:t xml:space="preserve">name: [imya-navyka-latinicej]</w:t>
-      </w:r>
-      <w:r>
-        <w:br/>
-      </w:r>
-      <w:r>
-        <w:rPr>
-          <w:rStyle w:val="VerbatimChar"/>
-          <w:lang w:val="ru"/>
-        </w:rPr>
-        <w:t xml:space="preserve">description: "[Что делает навык, от третьего лица]. [Когда применять: какие задачи и какими словами о них просят]."</w:t>
-      </w:r>
-      <w:r>
-        <w:br/>
-      </w:r>
-      <w:r>
-        <w:rPr>
-          <w:rStyle w:val="VerbatimChar"/>
-          <w:lang w:val="ru"/>
-        </w:rPr>
-        <w:t xml:space="preserve">---</w:t>
-      </w:r>
-      <w:r>
-        <w:br/>
-      </w:r>
-      <w:r>
-        <w:br/>
-      </w:r>
-      <w:r>
-        <w:rPr>
-          <w:rStyle w:val="VerbatimChar"/>
-          <w:lang w:val="ru"/>
-        </w:rPr>
-        <w:t xml:space="preserve"># [Название навыка по-русски]</w:t>
-      </w:r>
-      <w:r>
-        <w:br/>
-      </w:r>
-      <w:r>
-        <w:br/>
-      </w:r>
-      <w:r>
-        <w:rPr>
-          <w:rStyle w:val="VerbatimChar"/>
-          <w:lang w:val="ru"/>
-        </w:rPr>
-        <w:t xml:space="preserve">[Одна-две фразы: для кого навык и какой результат даёт.]</w:t>
-      </w:r>
-      <w:r>
-        <w:br/>
-      </w:r>
-      <w:r>
-        <w:br/>
-      </w:r>
-      <w:r>
-        <w:rPr>
-          <w:rStyle w:val="VerbatimChar"/>
-          <w:lang w:val="ru"/>
-        </w:rPr>
-        <w:t xml:space="preserve">## Порядок работы</w:t>
-      </w:r>
-      <w:r>
-        <w:br/>
-      </w:r>
-      <w:r>
-        <w:br/>
-      </w:r>
-      <w:r>
-        <w:rPr>
-          <w:rStyle w:val="VerbatimChar"/>
-          <w:lang w:val="ru"/>
-        </w:rPr>
-        <w:t xml:space="preserve">Скопируй чек-лист в ответ и отмечай шаги:</w:t>
-      </w:r>
-      <w:r>
-        <w:br/>
-      </w:r>
-      <w:r>
-        <w:br/>
-      </w:r>
-      <w:r>
-        <w:rPr>
-          <w:rStyle w:val="VerbatimChar"/>
-          <w:lang w:val="ru"/>
-        </w:rPr>
-        <w:t xml:space="preserve">- [ ] 1. [Уточнить контекст: …]</w:t>
-      </w:r>
-      <w:r>
-        <w:br/>
-      </w:r>
-      <w:r>
-        <w:rPr>
-          <w:rStyle w:val="VerbatimChar"/>
-          <w:lang w:val="ru"/>
-        </w:rPr>
-        <w:t xml:space="preserve">- [ ] 2. [Основной шаг]</w:t>
-      </w:r>
-      <w:r>
-        <w:br/>
-      </w:r>
-      <w:r>
-        <w:rPr>
-          <w:rStyle w:val="VerbatimChar"/>
-          <w:lang w:val="ru"/>
-        </w:rPr>
-        <w:t xml:space="preserve">- [ ] 3. [Проверка результата по правилам ниже]</w:t>
-      </w:r>
-      <w:r>
-        <w:br/>
-      </w:r>
-      <w:r>
-        <w:rPr>
-          <w:rStyle w:val="VerbatimChar"/>
-          <w:lang w:val="ru"/>
-        </w:rPr>
-        <w:t xml:space="preserve">- [ ] 4. [Выдать результат в формате ниже]</w:t>
-      </w:r>
-      <w:r>
-        <w:br/>
-      </w:r>
-      <w:r>
-        <w:br/>
-      </w:r>
-      <w:r>
-        <w:rPr>
-          <w:rStyle w:val="VerbatimChar"/>
-          <w:lang w:val="ru"/>
-        </w:rPr>
-        <w:t xml:space="preserve">## Правила</w:t>
-      </w:r>
-      <w:r>
-        <w:br/>
-      </w:r>
-      <w:r>
-        <w:br/>
-      </w:r>
-      <w:r>
-        <w:rPr>
-          <w:rStyle w:val="VerbatimChar"/>
-          <w:lang w:val="ru"/>
-        </w:rPr>
-        <w:t xml:space="preserve">- [Правило] — [зачем оно].</w:t>
-      </w:r>
-      <w:r>
-        <w:br/>
-      </w:r>
-      <w:r>
-        <w:rPr>
-          <w:rStyle w:val="VerbatimChar"/>
-          <w:lang w:val="ru"/>
-        </w:rPr>
-        <w:t xml:space="preserve">- Если данных не хватает — скажи об этом, не придумывай.</w:t>
-      </w:r>
-      <w:r>
-        <w:br/>
-      </w:r>
-      <w:r>
-        <w:br/>
-      </w:r>
-      <w:r>
-        <w:rPr>
-          <w:rStyle w:val="VerbatimChar"/>
-          <w:lang w:val="ru"/>
-        </w:rPr>
-        <w:t xml:space="preserve">## Формат результата</w:t>
-      </w:r>
-      <w:r>
-        <w:br/>
-      </w:r>
-      <w:r>
-        <w:br/>
-      </w:r>
-      <w:r>
-        <w:rPr>
-          <w:rStyle w:val="VerbatimChar"/>
-          <w:lang w:val="ru"/>
-        </w:rPr>
-        <w:t xml:space="preserve">[Шаблон или описание.]</w:t>
-      </w:r>
-      <w:r>
-        <w:br/>
-      </w:r>
-      <w:r>
-        <w:br/>
-      </w:r>
-      <w:r>
-        <w:rPr>
-          <w:rStyle w:val="VerbatimChar"/>
-          <w:lang w:val="ru"/>
-        </w:rPr>
-        <w:t xml:space="preserve">## Пример</w:t>
-      </w:r>
-      <w:r>
-        <w:br/>
-      </w:r>
-      <w:r>
-        <w:br/>
-      </w:r>
-      <w:r>
-        <w:rPr>
-          <w:rStyle w:val="VerbatimChar"/>
-          <w:lang w:val="ru"/>
-        </w:rPr>
-        <w:t xml:space="preserve">[Короткий пример: вход → результат.]</w:t>
-      </w:r>
-      <w:r>
-        <w:br/>
-      </w:r>
-      <w:r>
-        <w:br/>
-      </w:r>
-      <w:r>
-        <w:rPr>
-          <w:rStyle w:val="VerbatimChar"/>
-          <w:lang w:val="ru"/>
-        </w:rPr>
-        <w:t xml:space="preserve">## Чего не делать</w:t>
-      </w:r>
-      <w:r>
-        <w:br/>
-      </w:r>
-      <w:r>
-        <w:br/>
-      </w:r>
-      <w:r>
-        <w:rPr>
-          <w:rStyle w:val="VerbatimChar"/>
-          <w:lang w:val="ru"/>
-        </w:rPr>
-        <w:t xml:space="preserve">- [Чего нельзя] — [почему].</w:t>
-      </w:r>
-      <w:r>
-        <w:br/>
-      </w:r>
-      <w:r>
-        <w:br/>
-      </w:r>
-      <w:r>
-        <w:rPr>
-          <w:rStyle w:val="VerbatimChar"/>
-          <w:lang w:val="ru"/>
-        </w:rPr>
-        <w:t xml:space="preserve">## Файлы навыка</w:t>
-      </w:r>
-      <w:r>
-        <w:br/>
-      </w:r>
-      <w:r>
-        <w:br/>
-      </w:r>
-      <w:r>
-        <w:rPr>
-          <w:rStyle w:val="VerbatimChar"/>
-          <w:lang w:val="ru"/>
-        </w:rPr>
-        <w:t xml:space="preserve">- [references/файл.md] — [что в нём].</w:t>
-      </w:r>
-    </w:p>
-    <w:p>
-      <w:pPr>
-        <w:pStyle w:val="FirstParagraph"/>
+        <w:t xml:space="preserve">Что получилось.</w:t>
+      </w:r>
+      <w:r>
+        <w:rPr>
+          <w:lang w:val="ru"/>
+        </w:rPr>
+        <w:t xml:space="preserve"> </w:t>
+      </w:r>
+      <w:r>
+        <w:rPr>
+          <w:lang w:val="ru"/>
+        </w:rPr>
+        <w:t xml:space="preserve">Пять файлов за четыре минуты и аккуратный интерфейс. Но сданная версия</w:t>
+      </w:r>
+      <w:r>
+        <w:rPr>
+          <w:lang w:val="ru"/>
+        </w:rPr>
+        <w:t xml:space="preserve"> </w:t>
+      </w:r>
+      <w:r>
+        <w:rPr>
+          <w:lang w:val="ru"/>
+        </w:rPr>
+        <w:t xml:space="preserve">не работала вообще: одна незакрытая скобка в регулярном выражении — и браузер отбросил</w:t>
+      </w:r>
+      <w:r>
+        <w:rPr>
+          <w:lang w:val="ru"/>
+        </w:rPr>
+        <w:t xml:space="preserve"> </w:t>
+      </w:r>
+      <w:r>
+        <w:rPr>
+          <w:lang w:val="ru"/>
+        </w:rPr>
+        <w:t xml:space="preserve">весь скрипт. Из 48 сценариев пользователя проходили 2, и оба случайно.</w:t>
+      </w:r>
+    </w:p>
+    <w:p>
+      <w:pPr>
+        <w:pStyle w:val="BodyText"/>
       </w:pPr>
       <w:r>
         <w:rPr>
@@ -6493,126 +6428,84 @@
           <w:bCs/>
           <w:lang w:val="ru"/>
         </w:rPr>
-        <w:t xml:space="preserve">Промпт: Собрать навык вместе с нейросетью.</w:t>
-      </w:r>
-      <w:r>
-        <w:rPr>
-          <w:lang w:val="ru"/>
-        </w:rPr>
-        <w:t xml:space="preserve"> </w:t>
-      </w:r>
-      <w:r>
-        <w:rPr>
-          <w:lang w:val="ru"/>
-        </w:rPr>
-        <w:t xml:space="preserve">Когда: задача уже решена в разговоре, хотите превратить её в навык.</w:t>
-      </w:r>
-    </w:p>
-    <w:p>
-      <w:pPr>
-        <w:pStyle w:val="SourceCode"/>
-      </w:pPr>
-      <w:r>
-        <w:rPr>
-          <w:rStyle w:val="VerbatimChar"/>
-          <w:lang w:val="ru"/>
-        </w:rPr>
-        <w:t xml:space="preserve">Мы только что вместе решили задачу: [КОРОТКО ЗАДАЧА]. Собери из этого навык в формате</w:t>
-      </w:r>
-      <w:r>
-        <w:br/>
-      </w:r>
-      <w:r>
-        <w:rPr>
-          <w:rStyle w:val="VerbatimChar"/>
-          <w:lang w:val="ru"/>
-        </w:rPr>
-        <w:t xml:space="preserve">SKILL.md.</w:t>
-      </w:r>
-      <w:r>
-        <w:br/>
-      </w:r>
-      <w:r>
-        <w:rPr>
-          <w:rStyle w:val="VerbatimChar"/>
-          <w:lang w:val="ru"/>
-        </w:rPr>
-        <w:t xml:space="preserve">Требования:</w:t>
-      </w:r>
-      <w:r>
-        <w:br/>
-      </w:r>
-      <w:r>
-        <w:rPr>
-          <w:rStyle w:val="VerbatimChar"/>
-          <w:lang w:val="ru"/>
-        </w:rPr>
-        <w:t xml:space="preserve">– шапка: name — латиницей, строчные буквы и дефисы; description — что делает и когда применять, от третьего лица, не длиннее 450 знаков;</w:t>
-      </w:r>
-      <w:r>
-        <w:br/>
-      </w:r>
-      <w:r>
-        <w:rPr>
-          <w:rStyle w:val="VerbatimChar"/>
-          <w:lang w:val="ru"/>
-        </w:rPr>
-        <w:t xml:space="preserve">– порядок работы — нумерованные шаги и чек-лист;</w:t>
-      </w:r>
-      <w:r>
-        <w:br/>
-      </w:r>
-      <w:r>
-        <w:rPr>
-          <w:rStyle w:val="VerbatimChar"/>
-          <w:lang w:val="ru"/>
-        </w:rPr>
-        <w:t xml:space="preserve">– правила — с объяснением, зачем каждое;</w:t>
-      </w:r>
-      <w:r>
-        <w:br/>
-      </w:r>
-      <w:r>
-        <w:rPr>
-          <w:rStyle w:val="VerbatimChar"/>
-          <w:lang w:val="ru"/>
-        </w:rPr>
-        <w:t xml:space="preserve">– формат результата и один пример;</w:t>
-      </w:r>
-      <w:r>
-        <w:br/>
-      </w:r>
-      <w:r>
-        <w:rPr>
-          <w:rStyle w:val="VerbatimChar"/>
-          <w:lang w:val="ru"/>
-        </w:rPr>
-        <w:t xml:space="preserve">– раздел «Чего не делать»;</w:t>
-      </w:r>
-      <w:r>
-        <w:br/>
-      </w:r>
-      <w:r>
-        <w:rPr>
-          <w:rStyle w:val="VerbatimChar"/>
-          <w:lang w:val="ru"/>
-        </w:rPr>
-        <w:t xml:space="preserve">– всё, что я объяснял тебе по ходу — критерии, термины, частые ошибки, — перенеси в навык; подробные списки и образцы — в отдельные справочные файлы.</w:t>
-      </w:r>
-      <w:r>
-        <w:br/>
-      </w:r>
-      <w:r>
-        <w:rPr>
-          <w:rStyle w:val="VerbatimChar"/>
-          <w:lang w:val="ru"/>
-        </w:rPr>
-        <w:t xml:space="preserve">Затем предложи три сценария проверки: обычный, трудный и такой, где навык должен отказаться или ответить «не знаю».</w:t>
-      </w:r>
-    </w:p>
-    <w:p>
-      <w:pPr>
-        <w:pStyle w:val="FirstParagraph"/>
+        <w:t xml:space="preserve">Как модель отлаживала.</w:t>
+      </w:r>
+      <w:r>
+        <w:rPr>
+          <w:lang w:val="ru"/>
+        </w:rPr>
+        <w:t xml:space="preserve"> </w:t>
+      </w:r>
+      <w:r>
+        <w:rPr>
+          <w:lang w:val="ru"/>
+        </w:rPr>
+        <w:t xml:space="preserve">За 17 шагов она ни разу не запустила код и не попросила показать</w:t>
+      </w:r>
+      <w:r>
+        <w:rPr>
+          <w:lang w:val="ru"/>
+        </w:rPr>
+        <w:t xml:space="preserve"> </w:t>
+      </w:r>
+      <w:r>
+        <w:rPr>
+          <w:lang w:val="ru"/>
+        </w:rPr>
+        <w:t xml:space="preserve">консоль браузера, но дважды доложила об успехе: «Проект создан! ✅» и «калькулятор полностью</w:t>
+      </w:r>
+      <w:r>
+        <w:rPr>
+          <w:lang w:val="ru"/>
+        </w:rPr>
+        <w:t xml:space="preserve"> </w:t>
+      </w:r>
+      <w:r>
+        <w:rPr>
+          <w:lang w:val="ru"/>
+        </w:rPr>
+        <w:t xml:space="preserve">функционален! 🎉». Согласилась с неверной догадкой пользователя, что «бэк не запускается»,</w:t>
+      </w:r>
+      <w:r>
+        <w:rPr>
+          <w:lang w:val="ru"/>
+        </w:rPr>
+        <w:t xml:space="preserve"> </w:t>
+      </w:r>
+      <w:r>
+        <w:rPr>
+          <w:lang w:val="ru"/>
+        </w:rPr>
+        <w:t xml:space="preserve">и написала ненужный сервер; без спроса остановила чужой процесс на порту 8080. README вышел</w:t>
+      </w:r>
+      <w:r>
+        <w:rPr>
+          <w:lang w:val="ru"/>
+        </w:rPr>
+        <w:t xml:space="preserve"> </w:t>
+      </w:r>
+      <w:r>
+        <w:rPr>
+          <w:lang w:val="ru"/>
+        </w:rPr>
+        <w:t xml:space="preserve">витриной: десяток неверных обещаний и инструкция для GitHub вместо GitVerse. Оценка</w:t>
+      </w:r>
+      <w:r>
+        <w:rPr>
+          <w:lang w:val="ru"/>
+        </w:rPr>
+        <w:t xml:space="preserve"> </w:t>
+      </w:r>
+      <w:r>
+        <w:rPr>
+          <w:lang w:val="ru"/>
+        </w:rPr>
+        <w:t xml:space="preserve">в отчёте — 1,7 из 5.</w:t>
+      </w:r>
+    </w:p>
+    <w:p>
+      <w:pPr>
+        <w:pStyle w:val="BodyText"/>
       </w:pPr>
       <w:r>
         <w:rPr>
@@ -6620,158 +6513,150 @@
           <w:bCs/>
           <w:lang w:val="ru"/>
         </w:rPr>
-        <w:t xml:space="preserve">Промпт: Агент собирает навык по описанию.</w:t>
-      </w:r>
-      <w:r>
-        <w:rPr>
-          <w:lang w:val="ru"/>
-        </w:rPr>
-        <w:t xml:space="preserve"> </w:t>
-      </w:r>
-      <w:r>
-        <w:rPr>
-          <w:lang w:val="ru"/>
-        </w:rPr>
-        <w:t xml:space="preserve">Когда: VS Code с агентом, открыта папка «Мои навыки».</w:t>
-      </w:r>
-    </w:p>
-    <w:p>
-      <w:pPr>
-        <w:pStyle w:val="SourceCode"/>
-      </w:pPr>
-      <w:r>
-        <w:rPr>
-          <w:rStyle w:val="VerbatimChar"/>
-          <w:lang w:val="ru"/>
-        </w:rPr>
-        <w:t xml:space="preserve">Создай в этой папке новый навык по описанию ниже.</w:t>
-      </w:r>
-      <w:r>
-        <w:br/>
-      </w:r>
-      <w:r>
-        <w:br/>
-      </w:r>
-      <w:r>
-        <w:rPr>
-          <w:rStyle w:val="VerbatimChar"/>
-          <w:lang w:val="ru"/>
-        </w:rPr>
-        <w:t xml:space="preserve">Описание задачи: [ЧТО ДОЛЖЕН ДЕЛАТЬ НАВЫК, ДЛЯ КОГО И КАКОЙ РЕЗУЛЬТАТ].</w:t>
-      </w:r>
-      <w:r>
-        <w:br/>
-      </w:r>
-      <w:r>
-        <w:br/>
-      </w:r>
-      <w:r>
-        <w:rPr>
-          <w:rStyle w:val="VerbatimChar"/>
-          <w:lang w:val="ru"/>
-        </w:rPr>
-        <w:t xml:space="preserve">Требования к формату:</w:t>
-      </w:r>
-      <w:r>
-        <w:br/>
-      </w:r>
-      <w:r>
-        <w:rPr>
-          <w:rStyle w:val="VerbatimChar"/>
-          <w:lang w:val="ru"/>
-        </w:rPr>
-        <w:t xml:space="preserve">– папка навыка — [imya-latinicej]; внутри SKILL.md, справочники и примеры — в подпапке references;</w:t>
-      </w:r>
-      <w:r>
-        <w:br/>
-      </w:r>
-      <w:r>
-        <w:rPr>
-          <w:rStyle w:val="VerbatimChar"/>
-          <w:lang w:val="ru"/>
-        </w:rPr>
-        <w:t xml:space="preserve">– шапка SKILL.md: name — латиницей, строчные буквы, цифры и дефисы; description — что делает навык и когда его применять, от третьего лица;</w:t>
-      </w:r>
-      <w:r>
-        <w:br/>
-      </w:r>
-      <w:r>
-        <w:rPr>
-          <w:rStyle w:val="VerbatimChar"/>
-          <w:lang w:val="ru"/>
-        </w:rPr>
-        <w:t xml:space="preserve">– ссылки на справочники — обычные ссылки Markdown с путём от SKILL.md, например на файл references/kriterii.md;</w:t>
-      </w:r>
-      <w:r>
-        <w:br/>
-      </w:r>
-      <w:r>
-        <w:rPr>
-          <w:rStyle w:val="VerbatimChar"/>
-          <w:lang w:val="ru"/>
-        </w:rPr>
-        <w:t xml:space="preserve">– в SKILL.md: порядок работы с чек-листом, правила с объяснением «зачем», формат результата, один пример, раздел «Чего не делать».</w:t>
-      </w:r>
-      <w:r>
-        <w:br/>
-      </w:r>
-      <w:r>
-        <w:br/>
-      </w:r>
-      <w:r>
-        <w:rPr>
-          <w:rStyle w:val="VerbatimChar"/>
-          <w:lang w:val="ru"/>
-        </w:rPr>
-        <w:t xml:space="preserve">Потом проверь сам и покажи результаты проверки:</w:t>
-      </w:r>
-      <w:r>
-        <w:br/>
-      </w:r>
-      <w:r>
-        <w:rPr>
-          <w:rStyle w:val="VerbatimChar"/>
-          <w:lang w:val="ru"/>
-        </w:rPr>
-        <w:t xml:space="preserve">1. длина description в кодировке UTF-8 — не больше 1024 байт;</w:t>
-      </w:r>
-      <w:r>
-        <w:br/>
-      </w:r>
-      <w:r>
-        <w:rPr>
-          <w:rStyle w:val="VerbatimChar"/>
-          <w:lang w:val="ru"/>
-        </w:rPr>
-        <w:t xml:space="preserve">2. в папке навыка нет служебных файлов (.DS_Store, .obsidian, __MACOSX) и не больше 100 файлов;</w:t>
-      </w:r>
-      <w:r>
-        <w:br/>
-      </w:r>
-      <w:r>
-        <w:rPr>
-          <w:rStyle w:val="VerbatimChar"/>
-          <w:lang w:val="ru"/>
-        </w:rPr>
-        <w:t xml:space="preserve">3. каждая ссылка из SKILL.md ведёт на существующий файл.</w:t>
-      </w:r>
-      <w:r>
-        <w:br/>
-      </w:r>
-      <w:r>
-        <w:br/>
-      </w:r>
-      <w:r>
-        <w:rPr>
-          <w:rStyle w:val="VerbatimChar"/>
-          <w:lang w:val="ru"/>
-        </w:rPr>
-        <w:t xml:space="preserve">Работай только внутри этой папки. Перед каждой командой коротко объясни, что она делает.</w:t>
-      </w:r>
-    </w:p>
-    <w:p>
-      <w:pPr>
-        <w:pStyle w:val="FirstParagraph"/>
+        <w:t xml:space="preserve">Что было дальше.</w:t>
+      </w:r>
+      <w:r>
+        <w:rPr>
+          <w:lang w:val="ru"/>
+        </w:rPr>
+        <w:t xml:space="preserve"> </w:t>
+      </w:r>
+      <w:r>
+        <w:rPr>
+          <w:lang w:val="ru"/>
+        </w:rPr>
+        <w:t xml:space="preserve">Проверку и исправление автор поручил Claude Code: после правок проходят</w:t>
+      </w:r>
+      <w:r>
+        <w:rPr>
+          <w:lang w:val="ru"/>
+        </w:rPr>
+        <w:t xml:space="preserve"> </w:t>
+      </w:r>
+      <w:r>
+        <w:rPr>
+          <w:lang w:val="ru"/>
+        </w:rPr>
+        <w:t xml:space="preserve">48 сценариев из 48, 12 групп проверок счёта и 5 проверок запуска. Готовый калькулятор —</w:t>
+      </w:r>
+      <w:r>
+        <w:rPr>
+          <w:lang w:val="ru"/>
+        </w:rPr>
+        <w:t xml:space="preserve"> </w:t>
+      </w:r>
+      <w:hyperlink r:id="rId56">
+        <w:r>
+          <w:rPr>
+            <w:rStyle w:val="Hyperlink"/>
+            <w:lang w:val="ru"/>
+          </w:rPr>
+          <w:t xml:space="preserve">barbashin1970.github.io/ENGINEER</w:t>
+        </w:r>
+      </w:hyperlink>
+      <w:r>
+        <w:rPr>
+          <w:lang w:val="ru"/>
+        </w:rPr>
+        <w:t xml:space="preserve">, рядом лежит</w:t>
+      </w:r>
+      <w:r>
+        <w:rPr>
+          <w:lang w:val="ru"/>
+        </w:rPr>
+        <w:t xml:space="preserve"> </w:t>
+      </w:r>
+      <w:hyperlink r:id="rId57">
+        <w:r>
+          <w:rPr>
+            <w:rStyle w:val="Hyperlink"/>
+            <w:lang w:val="ru"/>
+          </w:rPr>
+          <w:t xml:space="preserve">исходная версия от GigaCode</w:t>
+        </w:r>
+      </w:hyperlink>
+      <w:r>
+        <w:rPr>
+          <w:lang w:val="ru"/>
+        </w:rPr>
+        <w:t xml:space="preserve">: откройте обе и сравните.</w:t>
+      </w:r>
+      <w:r>
+        <w:rPr>
+          <w:lang w:val="ru"/>
+        </w:rPr>
+        <w:t xml:space="preserve"> </w:t>
+      </w:r>
+      <w:r>
+        <w:rPr>
+          <w:lang w:val="ru"/>
+        </w:rPr>
+        <w:t xml:space="preserve">Claude Code — платный, а России нет в</w:t>
+      </w:r>
+      <w:r>
+        <w:rPr>
+          <w:lang w:val="ru"/>
+        </w:rPr>
+        <w:t xml:space="preserve"> </w:t>
+      </w:r>
+      <w:hyperlink r:id="rId58">
+        <w:r>
+          <w:rPr>
+            <w:rStyle w:val="Hyperlink"/>
+            <w:lang w:val="ru"/>
+          </w:rPr>
+          <w:t xml:space="preserve">списке стран Anthropic</w:t>
+        </w:r>
+      </w:hyperlink>
+      <w:r>
+        <w:rPr>
+          <w:lang w:val="ru"/>
+        </w:rPr>
+        <w:t xml:space="preserve">,</w:t>
+      </w:r>
+      <w:r>
+        <w:rPr>
+          <w:lang w:val="ru"/>
+        </w:rPr>
+        <w:t xml:space="preserve"> </w:t>
+      </w:r>
+      <w:r>
+        <w:rPr>
+          <w:lang w:val="ru"/>
+        </w:rPr>
+        <w:t xml:space="preserve">поэтому в таблицу агентов курса он не входит.</w:t>
+      </w:r>
+    </w:p>
+    <w:p>
+      <w:pPr>
+        <w:pStyle w:val="BodyText"/>
+      </w:pPr>
+      <w:r>
+        <w:rPr>
+          <w:lang w:val="ru"/>
+        </w:rPr>
+        <w:t xml:space="preserve">Модели не хватило не умения писать код, а умения проверять написанное. Отсюда правила для</w:t>
+      </w:r>
+      <w:r>
+        <w:rPr>
+          <w:lang w:val="ru"/>
+        </w:rPr>
+        <w:t xml:space="preserve"> </w:t>
+      </w:r>
+      <w:r>
+        <w:rPr>
+          <w:lang w:val="ru"/>
+        </w:rPr>
+        <w:t xml:space="preserve">работы с любым агентом — и для навыков, и для отзывов на работы:</w:t>
+      </w:r>
+    </w:p>
+    <w:p>
+      <w:pPr>
+        <w:pStyle w:val="Compact"/>
+        <w:numPr>
+          <w:ilvl w:val="0"/>
+          <w:numId w:val="1021"/>
+        </w:numPr>
       </w:pPr>
       <w:r>
         <w:rPr>
@@ -6779,86 +6664,52 @@
           <w:bCs/>
           <w:lang w:val="ru"/>
         </w:rPr>
-        <w:t xml:space="preserve">Промпт: Навык проверки ДЗ из вашей инструкции.</w:t>
-      </w:r>
-      <w:r>
-        <w:rPr>
-          <w:lang w:val="ru"/>
-        </w:rPr>
-        <w:t xml:space="preserve"> </w:t>
-      </w:r>
-      <w:r>
-        <w:rPr>
-          <w:lang w:val="ru"/>
-        </w:rPr>
-        <w:t xml:space="preserve">Когда: есть своя инструкция или критерии проверки работ.</w:t>
-      </w:r>
-    </w:p>
-    <w:p>
-      <w:pPr>
-        <w:pStyle w:val="SourceCode"/>
-      </w:pPr>
-      <w:r>
-        <w:rPr>
-          <w:rStyle w:val="VerbatimChar"/>
-          <w:lang w:val="ru"/>
-        </w:rPr>
-        <w:t xml:space="preserve">В файле instrukciya.md — моя инструкция по проверке домашней работы по дисциплине «[ДИСЦИПЛИНА]». Собери из неё навык [proverka-dz-...] в этой папке.</w:t>
-      </w:r>
-      <w:r>
-        <w:br/>
-      </w:r>
-      <w:r>
-        <w:rPr>
-          <w:rStyle w:val="VerbatimChar"/>
-          <w:lang w:val="ru"/>
-        </w:rPr>
-        <w:t xml:space="preserve">– Критерии и шкалу перенеси в references/kriterii.md дословно, ничего не добавляя от себя.</w:t>
-      </w:r>
-      <w:r>
-        <w:br/>
-      </w:r>
-      <w:r>
-        <w:rPr>
-          <w:rStyle w:val="VerbatimChar"/>
-          <w:lang w:val="ru"/>
-        </w:rPr>
-        <w:t xml:space="preserve">– Если для проверки чего-то не хватает — шкалы, образца хорошей работы, правила для спорных случаев, — не придумывай, а задай мне вопросы списком.</w:t>
-      </w:r>
-      <w:r>
-        <w:br/>
-      </w:r>
-      <w:r>
-        <w:rPr>
-          <w:rStyle w:val="VerbatimChar"/>
-          <w:lang w:val="ru"/>
-        </w:rPr>
-        <w:t xml:space="preserve">– Результат навыка по одной работе: оценка по каждому критерию с цитатой из работы, замечания, вопросы к студенту. Итоговую оценку навык не ставит — её ставит преподаватель.</w:t>
-      </w:r>
-      <w:r>
-        <w:br/>
-      </w:r>
-      <w:r>
-        <w:rPr>
-          <w:rStyle w:val="VerbatimChar"/>
-          <w:lang w:val="ru"/>
-        </w:rPr>
-        <w:t xml:space="preserve">– Выводов о списывании и участии ИИ навык не делает: где сомневается, пишет вопрос к студенту.</w:t>
-      </w:r>
-      <w:r>
-        <w:br/>
-      </w:r>
-      <w:r>
-        <w:rPr>
-          <w:rStyle w:val="VerbatimChar"/>
-          <w:lang w:val="ru"/>
-        </w:rPr>
-        <w:t xml:space="preserve">Проверь формат так же, как при сборке навыка по описанию: description не длиннее 1024 байт, служебных файлов нет, ссылки работают.</w:t>
-      </w:r>
-    </w:p>
-    <w:p>
-      <w:pPr>
-        <w:pStyle w:val="FirstParagraph"/>
+        <w:t xml:space="preserve">«Готово ✅» — не доказательство.</w:t>
+      </w:r>
+      <w:r>
+        <w:rPr>
+          <w:lang w:val="ru"/>
+        </w:rPr>
+        <w:t xml:space="preserve"> </w:t>
+      </w:r>
+      <w:r>
+        <w:rPr>
+          <w:lang w:val="ru"/>
+        </w:rPr>
+        <w:t xml:space="preserve">Просите вывод команды, которая выполняет результат:</w:t>
+      </w:r>
+      <w:r>
+        <w:rPr>
+          <w:lang w:val="ru"/>
+        </w:rPr>
+        <w:t xml:space="preserve"> </w:t>
+      </w:r>
+      <w:r>
+        <w:rPr>
+          <w:lang w:val="ru"/>
+        </w:rPr>
+        <w:t xml:space="preserve">проверку синтаксиса, тесты, снимок экрана. «Файл создан» и «сервер отвечает» —</w:t>
+      </w:r>
+      <w:r>
+        <w:rPr>
+          <w:lang w:val="ru"/>
+        </w:rPr>
+        <w:t xml:space="preserve"> </w:t>
+      </w:r>
+      <w:r>
+        <w:rPr>
+          <w:lang w:val="ru"/>
+        </w:rPr>
+        <w:t xml:space="preserve">не доказательства.</w:t>
+      </w:r>
+    </w:p>
+    <w:p>
+      <w:pPr>
+        <w:pStyle w:val="Compact"/>
+        <w:numPr>
+          <w:ilvl w:val="0"/>
+          <w:numId w:val="1021"/>
+        </w:numPr>
       </w:pPr>
       <w:r>
         <w:rPr>
@@ -6866,89 +6717,40 @@
           <w:bCs/>
           <w:lang w:val="ru"/>
         </w:rPr>
-        <w:t xml:space="preserve">Промпт: Проверить папку работ по навыку.</w:t>
-      </w:r>
-      <w:r>
-        <w:rPr>
-          <w:lang w:val="ru"/>
-        </w:rPr>
-        <w:t xml:space="preserve"> </w:t>
-      </w:r>
-      <w:r>
-        <w:rPr>
-          <w:lang w:val="ru"/>
-        </w:rPr>
-        <w:t xml:space="preserve">Когда: навык проверки готов, работы обезличены.</w:t>
-      </w:r>
-    </w:p>
-    <w:p>
-      <w:pPr>
-        <w:pStyle w:val="SourceCode"/>
-      </w:pPr>
-      <w:r>
-        <w:rPr>
-          <w:rStyle w:val="VerbatimChar"/>
-          <w:lang w:val="ru"/>
-        </w:rPr>
-        <w:t xml:space="preserve">Возьми навык [proverka-dz-...] и проверь работы из папки raboty/.</w:t>
-      </w:r>
-      <w:r>
-        <w:br/>
-      </w:r>
-      <w:r>
-        <w:rPr>
-          <w:rStyle w:val="VerbatimChar"/>
-          <w:lang w:val="ru"/>
-        </w:rPr>
-        <w:t xml:space="preserve">– На каждую работу создай в папке otzyvy/ файл с тем же именем: оценка по каждому критерию с цитатой из работы, замечания, вопросы к студенту.</w:t>
-      </w:r>
-      <w:r>
-        <w:br/>
-      </w:r>
-      <w:r>
-        <w:rPr>
-          <w:rStyle w:val="VerbatimChar"/>
-          <w:lang w:val="ru"/>
-        </w:rPr>
-        <w:t xml:space="preserve">– В конце создай otzyvy/svodka.md — таблицу «работа — баллы по критериям — что проверить мне вручную».</w:t>
-      </w:r>
-      <w:r>
-        <w:br/>
-      </w:r>
-      <w:r>
-        <w:rPr>
-          <w:rStyle w:val="VerbatimChar"/>
-          <w:lang w:val="ru"/>
-        </w:rPr>
-        <w:t xml:space="preserve">– Итоговых оценок не ставь и выводов о списывании или участии ИИ не делай: где сомневаешься, пиши вопрос к студенту.</w:t>
-      </w:r>
-      <w:r>
-        <w:br/>
-      </w:r>
-      <w:r>
-        <w:rPr>
-          <w:rStyle w:val="VerbatimChar"/>
-          <w:lang w:val="ru"/>
-        </w:rPr>
-        <w:t xml:space="preserve">– Файлы в папке raboty/ не меняй.</w:t>
-      </w:r>
-    </w:p>
-    <w:bookmarkEnd w:id="55"/>
-    <w:bookmarkStart w:id="58" w:name="samostoyatelno"/>
-    <w:p>
-      <w:pPr>
-        <w:pStyle w:val="Heading2"/>
-      </w:pPr>
-      <w:r>
-        <w:rPr>
-          <w:lang w:val="ru"/>
-        </w:rPr>
-        <w:t xml:space="preserve">Самостоятельная практика</w:t>
-      </w:r>
-    </w:p>
-    <w:p>
-      <w:pPr>
-        <w:pStyle w:val="FirstParagraph"/>
+        <w:t xml:space="preserve">Критерий приёмки — заранее:</w:t>
+      </w:r>
+      <w:r>
+        <w:rPr>
+          <w:lang w:val="ru"/>
+        </w:rPr>
+        <w:t xml:space="preserve"> </w:t>
+      </w:r>
+      <w:r>
+        <w:rPr>
+          <w:lang w:val="ru"/>
+        </w:rPr>
+        <w:t xml:space="preserve">список «нажал → увидел» или три сценария для навыка.</w:t>
+      </w:r>
+      <w:r>
+        <w:rPr>
+          <w:lang w:val="ru"/>
+        </w:rPr>
+        <w:t xml:space="preserve"> </w:t>
+      </w:r>
+      <w:r>
+        <w:rPr>
+          <w:lang w:val="ru"/>
+        </w:rPr>
+        <w:t xml:space="preserve">Тогда «проверить работоспособность» становится прогоном, а не галочкой.</w:t>
+      </w:r>
+    </w:p>
+    <w:p>
+      <w:pPr>
+        <w:pStyle w:val="Compact"/>
+        <w:numPr>
+          <w:ilvl w:val="0"/>
+          <w:numId w:val="1021"/>
+        </w:numPr>
       </w:pPr>
       <w:r>
         <w:rPr>
@@ -6956,6 +6758,933 @@
           <w:bCs/>
           <w:lang w:val="ru"/>
         </w:rPr>
+        <w:t xml:space="preserve">Ошибка в браузере — первым делом консоль.</w:t>
+      </w:r>
+      <w:r>
+        <w:rPr>
+          <w:lang w:val="ru"/>
+        </w:rPr>
+        <w:t xml:space="preserve"> </w:t>
+      </w:r>
+      <w:r>
+        <w:rPr>
+          <w:lang w:val="ru"/>
+        </w:rPr>
+        <w:t xml:space="preserve">Красная строка указала бы на ошибку</w:t>
+      </w:r>
+      <w:r>
+        <w:rPr>
+          <w:lang w:val="ru"/>
+        </w:rPr>
+        <w:t xml:space="preserve"> </w:t>
+      </w:r>
+      <w:r>
+        <w:rPr>
+          <w:lang w:val="ru"/>
+        </w:rPr>
+        <w:t xml:space="preserve">калькулятора за секунду. Агент не просит консоль сам — скопируйте ему красные строки.</w:t>
+      </w:r>
+    </w:p>
+    <w:p>
+      <w:pPr>
+        <w:pStyle w:val="Compact"/>
+        <w:numPr>
+          <w:ilvl w:val="0"/>
+          <w:numId w:val="1021"/>
+        </w:numPr>
+      </w:pPr>
+      <w:r>
+        <w:rPr>
+          <w:b/>
+          <w:bCs/>
+          <w:lang w:val="ru"/>
+        </w:rPr>
+        <w:t xml:space="preserve">Свою догадку — только вопросом.</w:t>
+      </w:r>
+      <w:r>
+        <w:rPr>
+          <w:lang w:val="ru"/>
+        </w:rPr>
+        <w:t xml:space="preserve"> </w:t>
+      </w:r>
+      <w:r>
+        <w:rPr>
+          <w:lang w:val="ru"/>
+        </w:rPr>
+        <w:t xml:space="preserve">«Может, бэк не запускается?» агент примет как приказ;</w:t>
+      </w:r>
+      <w:r>
+        <w:rPr>
+          <w:lang w:val="ru"/>
+        </w:rPr>
+        <w:t xml:space="preserve"> </w:t>
+      </w:r>
+      <w:r>
+        <w:rPr>
+          <w:lang w:val="ru"/>
+        </w:rPr>
+        <w:t xml:space="preserve">спросите: «что показывает консоль и почему?»</w:t>
+      </w:r>
+    </w:p>
+    <w:p>
+      <w:pPr>
+        <w:pStyle w:val="Compact"/>
+        <w:numPr>
+          <w:ilvl w:val="0"/>
+          <w:numId w:val="1021"/>
+        </w:numPr>
+      </w:pPr>
+      <w:r>
+        <w:rPr>
+          <w:b/>
+          <w:bCs/>
+          <w:lang w:val="ru"/>
+        </w:rPr>
+        <w:t xml:space="preserve">Опасные команды — только с подтверждением.</w:t>
+      </w:r>
+      <w:r>
+        <w:rPr>
+          <w:lang w:val="ru"/>
+        </w:rPr>
+        <w:t xml:space="preserve"> </w:t>
+      </w:r>
+      <w:r>
+        <w:rPr>
+          <w:lang w:val="ru"/>
+        </w:rPr>
+        <w:t xml:space="preserve">Удаление файлов и остановку процессов</w:t>
+      </w:r>
+      <w:r>
+        <w:rPr>
+          <w:lang w:val="ru"/>
+        </w:rPr>
+        <w:t xml:space="preserve"> </w:t>
+      </w:r>
+      <w:r>
+        <w:rPr>
+          <w:lang w:val="ru"/>
+        </w:rPr>
+        <w:t xml:space="preserve">запретите в настройках разрешений агента.</w:t>
+      </w:r>
+    </w:p>
+    <w:p>
+      <w:pPr>
+        <w:pStyle w:val="Compact"/>
+        <w:numPr>
+          <w:ilvl w:val="0"/>
+          <w:numId w:val="1021"/>
+        </w:numPr>
+      </w:pPr>
+      <w:r>
+        <w:rPr>
+          <w:b/>
+          <w:bCs/>
+          <w:lang w:val="ru"/>
+        </w:rPr>
+        <w:t xml:space="preserve">README и отчёт агента — список утверждений.</w:t>
+      </w:r>
+      <w:r>
+        <w:rPr>
+          <w:lang w:val="ru"/>
+        </w:rPr>
+        <w:t xml:space="preserve"> </w:t>
+      </w:r>
+      <w:r>
+        <w:rPr>
+          <w:lang w:val="ru"/>
+        </w:rPr>
+        <w:t xml:space="preserve">Каждое сверяйте с тем, что работает.</w:t>
+      </w:r>
+    </w:p>
+    <w:bookmarkEnd w:id="59"/>
+    <w:bookmarkEnd w:id="60"/>
+    <w:bookmarkStart w:id="61" w:name="promty"/>
+    <w:p>
+      <w:pPr>
+        <w:pStyle w:val="Heading2"/>
+      </w:pPr>
+      <w:r>
+        <w:rPr>
+          <w:lang w:val="ru"/>
+        </w:rPr>
+        <w:t xml:space="preserve">Промпты урока</w:t>
+      </w:r>
+    </w:p>
+    <w:p>
+      <w:pPr>
+        <w:pStyle w:val="FirstParagraph"/>
+      </w:pPr>
+      <w:r>
+        <w:rPr>
+          <w:b/>
+          <w:bCs/>
+          <w:lang w:val="ru"/>
+        </w:rPr>
+        <w:t xml:space="preserve">Промпт: Шаблон SKILL.md.</w:t>
+      </w:r>
+      <w:r>
+        <w:rPr>
+          <w:lang w:val="ru"/>
+        </w:rPr>
+        <w:t xml:space="preserve"> </w:t>
+      </w:r>
+      <w:r>
+        <w:rPr>
+          <w:lang w:val="ru"/>
+        </w:rPr>
+        <w:t xml:space="preserve">Когда: начинаете свой навык.</w:t>
+      </w:r>
+    </w:p>
+    <w:p>
+      <w:pPr>
+        <w:pStyle w:val="SourceCode"/>
+      </w:pPr>
+      <w:r>
+        <w:rPr>
+          <w:rStyle w:val="VerbatimChar"/>
+          <w:lang w:val="ru"/>
+        </w:rPr>
+        <w:t xml:space="preserve">---</w:t>
+      </w:r>
+      <w:r>
+        <w:br/>
+      </w:r>
+      <w:r>
+        <w:rPr>
+          <w:rStyle w:val="VerbatimChar"/>
+          <w:lang w:val="ru"/>
+        </w:rPr>
+        <w:t xml:space="preserve">name: [imya-navyka-latinicej]</w:t>
+      </w:r>
+      <w:r>
+        <w:br/>
+      </w:r>
+      <w:r>
+        <w:rPr>
+          <w:rStyle w:val="VerbatimChar"/>
+          <w:lang w:val="ru"/>
+        </w:rPr>
+        <w:t xml:space="preserve">description: "[Что делает навык, от третьего лица]. [Когда применять: какие задачи и какими словами о них просят]."</w:t>
+      </w:r>
+      <w:r>
+        <w:br/>
+      </w:r>
+      <w:r>
+        <w:rPr>
+          <w:rStyle w:val="VerbatimChar"/>
+          <w:lang w:val="ru"/>
+        </w:rPr>
+        <w:t xml:space="preserve">---</w:t>
+      </w:r>
+      <w:r>
+        <w:br/>
+      </w:r>
+      <w:r>
+        <w:br/>
+      </w:r>
+      <w:r>
+        <w:rPr>
+          <w:rStyle w:val="VerbatimChar"/>
+          <w:lang w:val="ru"/>
+        </w:rPr>
+        <w:t xml:space="preserve"># [Название навыка по-русски]</w:t>
+      </w:r>
+      <w:r>
+        <w:br/>
+      </w:r>
+      <w:r>
+        <w:br/>
+      </w:r>
+      <w:r>
+        <w:rPr>
+          <w:rStyle w:val="VerbatimChar"/>
+          <w:lang w:val="ru"/>
+        </w:rPr>
+        <w:t xml:space="preserve">[Одна-две фразы: для кого навык и какой результат даёт.]</w:t>
+      </w:r>
+      <w:r>
+        <w:br/>
+      </w:r>
+      <w:r>
+        <w:br/>
+      </w:r>
+      <w:r>
+        <w:rPr>
+          <w:rStyle w:val="VerbatimChar"/>
+          <w:lang w:val="ru"/>
+        </w:rPr>
+        <w:t xml:space="preserve">## Порядок работы</w:t>
+      </w:r>
+      <w:r>
+        <w:br/>
+      </w:r>
+      <w:r>
+        <w:br/>
+      </w:r>
+      <w:r>
+        <w:rPr>
+          <w:rStyle w:val="VerbatimChar"/>
+          <w:lang w:val="ru"/>
+        </w:rPr>
+        <w:t xml:space="preserve">Скопируй чек-лист в ответ и отмечай шаги:</w:t>
+      </w:r>
+      <w:r>
+        <w:br/>
+      </w:r>
+      <w:r>
+        <w:br/>
+      </w:r>
+      <w:r>
+        <w:rPr>
+          <w:rStyle w:val="VerbatimChar"/>
+          <w:lang w:val="ru"/>
+        </w:rPr>
+        <w:t xml:space="preserve">- [ ] 1. [Уточнить контекст: …]</w:t>
+      </w:r>
+      <w:r>
+        <w:br/>
+      </w:r>
+      <w:r>
+        <w:rPr>
+          <w:rStyle w:val="VerbatimChar"/>
+          <w:lang w:val="ru"/>
+        </w:rPr>
+        <w:t xml:space="preserve">- [ ] 2. [Основной шаг]</w:t>
+      </w:r>
+      <w:r>
+        <w:br/>
+      </w:r>
+      <w:r>
+        <w:rPr>
+          <w:rStyle w:val="VerbatimChar"/>
+          <w:lang w:val="ru"/>
+        </w:rPr>
+        <w:t xml:space="preserve">- [ ] 3. [Проверка результата по правилам ниже]</w:t>
+      </w:r>
+      <w:r>
+        <w:br/>
+      </w:r>
+      <w:r>
+        <w:rPr>
+          <w:rStyle w:val="VerbatimChar"/>
+          <w:lang w:val="ru"/>
+        </w:rPr>
+        <w:t xml:space="preserve">- [ ] 4. [Выдать результат в формате ниже]</w:t>
+      </w:r>
+      <w:r>
+        <w:br/>
+      </w:r>
+      <w:r>
+        <w:br/>
+      </w:r>
+      <w:r>
+        <w:rPr>
+          <w:rStyle w:val="VerbatimChar"/>
+          <w:lang w:val="ru"/>
+        </w:rPr>
+        <w:t xml:space="preserve">## Правила</w:t>
+      </w:r>
+      <w:r>
+        <w:br/>
+      </w:r>
+      <w:r>
+        <w:br/>
+      </w:r>
+      <w:r>
+        <w:rPr>
+          <w:rStyle w:val="VerbatimChar"/>
+          <w:lang w:val="ru"/>
+        </w:rPr>
+        <w:t xml:space="preserve">- [Правило] — [зачем оно].</w:t>
+      </w:r>
+      <w:r>
+        <w:br/>
+      </w:r>
+      <w:r>
+        <w:rPr>
+          <w:rStyle w:val="VerbatimChar"/>
+          <w:lang w:val="ru"/>
+        </w:rPr>
+        <w:t xml:space="preserve">- Если данных не хватает — скажи об этом, не придумывай.</w:t>
+      </w:r>
+      <w:r>
+        <w:br/>
+      </w:r>
+      <w:r>
+        <w:br/>
+      </w:r>
+      <w:r>
+        <w:rPr>
+          <w:rStyle w:val="VerbatimChar"/>
+          <w:lang w:val="ru"/>
+        </w:rPr>
+        <w:t xml:space="preserve">## Формат результата</w:t>
+      </w:r>
+      <w:r>
+        <w:br/>
+      </w:r>
+      <w:r>
+        <w:br/>
+      </w:r>
+      <w:r>
+        <w:rPr>
+          <w:rStyle w:val="VerbatimChar"/>
+          <w:lang w:val="ru"/>
+        </w:rPr>
+        <w:t xml:space="preserve">[Шаблон или описание.]</w:t>
+      </w:r>
+      <w:r>
+        <w:br/>
+      </w:r>
+      <w:r>
+        <w:br/>
+      </w:r>
+      <w:r>
+        <w:rPr>
+          <w:rStyle w:val="VerbatimChar"/>
+          <w:lang w:val="ru"/>
+        </w:rPr>
+        <w:t xml:space="preserve">## Пример</w:t>
+      </w:r>
+      <w:r>
+        <w:br/>
+      </w:r>
+      <w:r>
+        <w:br/>
+      </w:r>
+      <w:r>
+        <w:rPr>
+          <w:rStyle w:val="VerbatimChar"/>
+          <w:lang w:val="ru"/>
+        </w:rPr>
+        <w:t xml:space="preserve">[Короткий пример: вход → результат.]</w:t>
+      </w:r>
+      <w:r>
+        <w:br/>
+      </w:r>
+      <w:r>
+        <w:br/>
+      </w:r>
+      <w:r>
+        <w:rPr>
+          <w:rStyle w:val="VerbatimChar"/>
+          <w:lang w:val="ru"/>
+        </w:rPr>
+        <w:t xml:space="preserve">## Чего не делать</w:t>
+      </w:r>
+      <w:r>
+        <w:br/>
+      </w:r>
+      <w:r>
+        <w:br/>
+      </w:r>
+      <w:r>
+        <w:rPr>
+          <w:rStyle w:val="VerbatimChar"/>
+          <w:lang w:val="ru"/>
+        </w:rPr>
+        <w:t xml:space="preserve">- [Чего нельзя] — [почему].</w:t>
+      </w:r>
+      <w:r>
+        <w:br/>
+      </w:r>
+      <w:r>
+        <w:br/>
+      </w:r>
+      <w:r>
+        <w:rPr>
+          <w:rStyle w:val="VerbatimChar"/>
+          <w:lang w:val="ru"/>
+        </w:rPr>
+        <w:t xml:space="preserve">## Файлы навыка</w:t>
+      </w:r>
+      <w:r>
+        <w:br/>
+      </w:r>
+      <w:r>
+        <w:br/>
+      </w:r>
+      <w:r>
+        <w:rPr>
+          <w:rStyle w:val="VerbatimChar"/>
+          <w:lang w:val="ru"/>
+        </w:rPr>
+        <w:t xml:space="preserve">- [references/файл.md] — [что в нём].</w:t>
+      </w:r>
+    </w:p>
+    <w:p>
+      <w:pPr>
+        <w:pStyle w:val="FirstParagraph"/>
+      </w:pPr>
+      <w:r>
+        <w:rPr>
+          <w:b/>
+          <w:bCs/>
+          <w:lang w:val="ru"/>
+        </w:rPr>
+        <w:t xml:space="preserve">Промпт: Собрать навык вместе с нейросетью.</w:t>
+      </w:r>
+      <w:r>
+        <w:rPr>
+          <w:lang w:val="ru"/>
+        </w:rPr>
+        <w:t xml:space="preserve"> </w:t>
+      </w:r>
+      <w:r>
+        <w:rPr>
+          <w:lang w:val="ru"/>
+        </w:rPr>
+        <w:t xml:space="preserve">Когда: задача уже решена в разговоре, хотите превратить её в навык.</w:t>
+      </w:r>
+    </w:p>
+    <w:p>
+      <w:pPr>
+        <w:pStyle w:val="SourceCode"/>
+      </w:pPr>
+      <w:r>
+        <w:rPr>
+          <w:rStyle w:val="VerbatimChar"/>
+          <w:lang w:val="ru"/>
+        </w:rPr>
+        <w:t xml:space="preserve">Мы только что вместе решили задачу: [КОРОТКО ЗАДАЧА]. Собери из этого навык в формате</w:t>
+      </w:r>
+      <w:r>
+        <w:br/>
+      </w:r>
+      <w:r>
+        <w:rPr>
+          <w:rStyle w:val="VerbatimChar"/>
+          <w:lang w:val="ru"/>
+        </w:rPr>
+        <w:t xml:space="preserve">SKILL.md.</w:t>
+      </w:r>
+      <w:r>
+        <w:br/>
+      </w:r>
+      <w:r>
+        <w:rPr>
+          <w:rStyle w:val="VerbatimChar"/>
+          <w:lang w:val="ru"/>
+        </w:rPr>
+        <w:t xml:space="preserve">Требования:</w:t>
+      </w:r>
+      <w:r>
+        <w:br/>
+      </w:r>
+      <w:r>
+        <w:rPr>
+          <w:rStyle w:val="VerbatimChar"/>
+          <w:lang w:val="ru"/>
+        </w:rPr>
+        <w:t xml:space="preserve">– шапка: name — латиницей, строчные буквы и дефисы; description — что делает и когда применять, от третьего лица, не длиннее 450 знаков;</w:t>
+      </w:r>
+      <w:r>
+        <w:br/>
+      </w:r>
+      <w:r>
+        <w:rPr>
+          <w:rStyle w:val="VerbatimChar"/>
+          <w:lang w:val="ru"/>
+        </w:rPr>
+        <w:t xml:space="preserve">– порядок работы — нумерованные шаги и чек-лист;</w:t>
+      </w:r>
+      <w:r>
+        <w:br/>
+      </w:r>
+      <w:r>
+        <w:rPr>
+          <w:rStyle w:val="VerbatimChar"/>
+          <w:lang w:val="ru"/>
+        </w:rPr>
+        <w:t xml:space="preserve">– правила — с объяснением, зачем каждое;</w:t>
+      </w:r>
+      <w:r>
+        <w:br/>
+      </w:r>
+      <w:r>
+        <w:rPr>
+          <w:rStyle w:val="VerbatimChar"/>
+          <w:lang w:val="ru"/>
+        </w:rPr>
+        <w:t xml:space="preserve">– формат результата и один пример;</w:t>
+      </w:r>
+      <w:r>
+        <w:br/>
+      </w:r>
+      <w:r>
+        <w:rPr>
+          <w:rStyle w:val="VerbatimChar"/>
+          <w:lang w:val="ru"/>
+        </w:rPr>
+        <w:t xml:space="preserve">– раздел «Чего не делать»;</w:t>
+      </w:r>
+      <w:r>
+        <w:br/>
+      </w:r>
+      <w:r>
+        <w:rPr>
+          <w:rStyle w:val="VerbatimChar"/>
+          <w:lang w:val="ru"/>
+        </w:rPr>
+        <w:t xml:space="preserve">– всё, что я объяснял тебе по ходу — критерии, термины, частые ошибки, — перенеси в навык; подробные списки и образцы — в отдельные справочные файлы.</w:t>
+      </w:r>
+      <w:r>
+        <w:br/>
+      </w:r>
+      <w:r>
+        <w:rPr>
+          <w:rStyle w:val="VerbatimChar"/>
+          <w:lang w:val="ru"/>
+        </w:rPr>
+        <w:t xml:space="preserve">Затем предложи три сценария проверки: обычный, трудный и такой, где навык должен отказаться или ответить «не знаю».</w:t>
+      </w:r>
+    </w:p>
+    <w:p>
+      <w:pPr>
+        <w:pStyle w:val="FirstParagraph"/>
+      </w:pPr>
+      <w:r>
+        <w:rPr>
+          <w:b/>
+          <w:bCs/>
+          <w:lang w:val="ru"/>
+        </w:rPr>
+        <w:t xml:space="preserve">Промпт: Агент собирает навык по описанию.</w:t>
+      </w:r>
+      <w:r>
+        <w:rPr>
+          <w:lang w:val="ru"/>
+        </w:rPr>
+        <w:t xml:space="preserve"> </w:t>
+      </w:r>
+      <w:r>
+        <w:rPr>
+          <w:lang w:val="ru"/>
+        </w:rPr>
+        <w:t xml:space="preserve">Когда: VS Code с агентом, открыта папка «Мои навыки».</w:t>
+      </w:r>
+    </w:p>
+    <w:p>
+      <w:pPr>
+        <w:pStyle w:val="SourceCode"/>
+      </w:pPr>
+      <w:r>
+        <w:rPr>
+          <w:rStyle w:val="VerbatimChar"/>
+          <w:lang w:val="ru"/>
+        </w:rPr>
+        <w:t xml:space="preserve">Создай в этой папке новый навык по описанию ниже.</w:t>
+      </w:r>
+      <w:r>
+        <w:br/>
+      </w:r>
+      <w:r>
+        <w:br/>
+      </w:r>
+      <w:r>
+        <w:rPr>
+          <w:rStyle w:val="VerbatimChar"/>
+          <w:lang w:val="ru"/>
+        </w:rPr>
+        <w:t xml:space="preserve">Описание задачи: [ЧТО ДОЛЖЕН ДЕЛАТЬ НАВЫК, ДЛЯ КОГО И КАКОЙ РЕЗУЛЬТАТ].</w:t>
+      </w:r>
+      <w:r>
+        <w:br/>
+      </w:r>
+      <w:r>
+        <w:br/>
+      </w:r>
+      <w:r>
+        <w:rPr>
+          <w:rStyle w:val="VerbatimChar"/>
+          <w:lang w:val="ru"/>
+        </w:rPr>
+        <w:t xml:space="preserve">Требования к формату:</w:t>
+      </w:r>
+      <w:r>
+        <w:br/>
+      </w:r>
+      <w:r>
+        <w:rPr>
+          <w:rStyle w:val="VerbatimChar"/>
+          <w:lang w:val="ru"/>
+        </w:rPr>
+        <w:t xml:space="preserve">– папка навыка — [imya-latinicej]; внутри SKILL.md, справочники и примеры — в подпапке references;</w:t>
+      </w:r>
+      <w:r>
+        <w:br/>
+      </w:r>
+      <w:r>
+        <w:rPr>
+          <w:rStyle w:val="VerbatimChar"/>
+          <w:lang w:val="ru"/>
+        </w:rPr>
+        <w:t xml:space="preserve">– шапка SKILL.md: name — латиницей, строчные буквы, цифры и дефисы; description — что делает навык и когда его применять, от третьего лица;</w:t>
+      </w:r>
+      <w:r>
+        <w:br/>
+      </w:r>
+      <w:r>
+        <w:rPr>
+          <w:rStyle w:val="VerbatimChar"/>
+          <w:lang w:val="ru"/>
+        </w:rPr>
+        <w:t xml:space="preserve">– ссылки на справочники — обычные ссылки Markdown с путём от SKILL.md, например на файл references/kriterii.md;</w:t>
+      </w:r>
+      <w:r>
+        <w:br/>
+      </w:r>
+      <w:r>
+        <w:rPr>
+          <w:rStyle w:val="VerbatimChar"/>
+          <w:lang w:val="ru"/>
+        </w:rPr>
+        <w:t xml:space="preserve">– в SKILL.md: порядок работы с чек-листом, правила с объяснением «зачем», формат результата, один пример, раздел «Чего не делать».</w:t>
+      </w:r>
+      <w:r>
+        <w:br/>
+      </w:r>
+      <w:r>
+        <w:br/>
+      </w:r>
+      <w:r>
+        <w:rPr>
+          <w:rStyle w:val="VerbatimChar"/>
+          <w:lang w:val="ru"/>
+        </w:rPr>
+        <w:t xml:space="preserve">Потом проверь сам и покажи результаты проверки:</w:t>
+      </w:r>
+      <w:r>
+        <w:br/>
+      </w:r>
+      <w:r>
+        <w:rPr>
+          <w:rStyle w:val="VerbatimChar"/>
+          <w:lang w:val="ru"/>
+        </w:rPr>
+        <w:t xml:space="preserve">1. длина description в кодировке UTF-8 — не больше 1024 байт;</w:t>
+      </w:r>
+      <w:r>
+        <w:br/>
+      </w:r>
+      <w:r>
+        <w:rPr>
+          <w:rStyle w:val="VerbatimChar"/>
+          <w:lang w:val="ru"/>
+        </w:rPr>
+        <w:t xml:space="preserve">2. в папке навыка нет служебных файлов (.DS_Store, .obsidian, __MACOSX) и не больше 100 файлов;</w:t>
+      </w:r>
+      <w:r>
+        <w:br/>
+      </w:r>
+      <w:r>
+        <w:rPr>
+          <w:rStyle w:val="VerbatimChar"/>
+          <w:lang w:val="ru"/>
+        </w:rPr>
+        <w:t xml:space="preserve">3. каждая ссылка из SKILL.md ведёт на существующий файл.</w:t>
+      </w:r>
+      <w:r>
+        <w:br/>
+      </w:r>
+      <w:r>
+        <w:br/>
+      </w:r>
+      <w:r>
+        <w:rPr>
+          <w:rStyle w:val="VerbatimChar"/>
+          <w:lang w:val="ru"/>
+        </w:rPr>
+        <w:t xml:space="preserve">Работай только внутри этой папки. Перед каждой командой коротко объясни, что она делает.</w:t>
+      </w:r>
+    </w:p>
+    <w:p>
+      <w:pPr>
+        <w:pStyle w:val="FirstParagraph"/>
+      </w:pPr>
+      <w:r>
+        <w:rPr>
+          <w:b/>
+          <w:bCs/>
+          <w:lang w:val="ru"/>
+        </w:rPr>
+        <w:t xml:space="preserve">Промпт: Навык проверки ДЗ из вашей инструкции.</w:t>
+      </w:r>
+      <w:r>
+        <w:rPr>
+          <w:lang w:val="ru"/>
+        </w:rPr>
+        <w:t xml:space="preserve"> </w:t>
+      </w:r>
+      <w:r>
+        <w:rPr>
+          <w:lang w:val="ru"/>
+        </w:rPr>
+        <w:t xml:space="preserve">Когда: есть своя инструкция или критерии проверки работ.</w:t>
+      </w:r>
+    </w:p>
+    <w:p>
+      <w:pPr>
+        <w:pStyle w:val="SourceCode"/>
+      </w:pPr>
+      <w:r>
+        <w:rPr>
+          <w:rStyle w:val="VerbatimChar"/>
+          <w:lang w:val="ru"/>
+        </w:rPr>
+        <w:t xml:space="preserve">В файле instrukciya.md — моя инструкция по проверке домашней работы по дисциплине «[ДИСЦИПЛИНА]». Собери из неё навык [proverka-dz-...] в этой папке.</w:t>
+      </w:r>
+      <w:r>
+        <w:br/>
+      </w:r>
+      <w:r>
+        <w:rPr>
+          <w:rStyle w:val="VerbatimChar"/>
+          <w:lang w:val="ru"/>
+        </w:rPr>
+        <w:t xml:space="preserve">– Критерии и шкалу перенеси в references/kriterii.md дословно, ничего не добавляя от себя.</w:t>
+      </w:r>
+      <w:r>
+        <w:br/>
+      </w:r>
+      <w:r>
+        <w:rPr>
+          <w:rStyle w:val="VerbatimChar"/>
+          <w:lang w:val="ru"/>
+        </w:rPr>
+        <w:t xml:space="preserve">– Если для проверки чего-то не хватает — шкалы, образца хорошей работы, правила для спорных случаев, — не придумывай, а задай мне вопросы списком.</w:t>
+      </w:r>
+      <w:r>
+        <w:br/>
+      </w:r>
+      <w:r>
+        <w:rPr>
+          <w:rStyle w:val="VerbatimChar"/>
+          <w:lang w:val="ru"/>
+        </w:rPr>
+        <w:t xml:space="preserve">– Результат навыка по одной работе: оценка по каждому критерию с цитатой из работы, замечания, вопросы к студенту. Итоговую оценку навык не ставит — её ставит преподаватель.</w:t>
+      </w:r>
+      <w:r>
+        <w:br/>
+      </w:r>
+      <w:r>
+        <w:rPr>
+          <w:rStyle w:val="VerbatimChar"/>
+          <w:lang w:val="ru"/>
+        </w:rPr>
+        <w:t xml:space="preserve">– Выводов о списывании и участии ИИ навык не делает: где сомневается, пишет вопрос к студенту.</w:t>
+      </w:r>
+      <w:r>
+        <w:br/>
+      </w:r>
+      <w:r>
+        <w:rPr>
+          <w:rStyle w:val="VerbatimChar"/>
+          <w:lang w:val="ru"/>
+        </w:rPr>
+        <w:t xml:space="preserve">Проверь формат так же, как при сборке навыка по описанию: description не длиннее 1024 байт, служебных файлов нет, ссылки работают.</w:t>
+      </w:r>
+    </w:p>
+    <w:p>
+      <w:pPr>
+        <w:pStyle w:val="FirstParagraph"/>
+      </w:pPr>
+      <w:r>
+        <w:rPr>
+          <w:b/>
+          <w:bCs/>
+          <w:lang w:val="ru"/>
+        </w:rPr>
+        <w:t xml:space="preserve">Промпт: Проверить папку работ по навыку.</w:t>
+      </w:r>
+      <w:r>
+        <w:rPr>
+          <w:lang w:val="ru"/>
+        </w:rPr>
+        <w:t xml:space="preserve"> </w:t>
+      </w:r>
+      <w:r>
+        <w:rPr>
+          <w:lang w:val="ru"/>
+        </w:rPr>
+        <w:t xml:space="preserve">Когда: навык проверки готов, работы обезличены.</w:t>
+      </w:r>
+    </w:p>
+    <w:p>
+      <w:pPr>
+        <w:pStyle w:val="SourceCode"/>
+      </w:pPr>
+      <w:r>
+        <w:rPr>
+          <w:rStyle w:val="VerbatimChar"/>
+          <w:lang w:val="ru"/>
+        </w:rPr>
+        <w:t xml:space="preserve">Возьми навык [proverka-dz-...] и проверь работы из папки raboty/.</w:t>
+      </w:r>
+      <w:r>
+        <w:br/>
+      </w:r>
+      <w:r>
+        <w:rPr>
+          <w:rStyle w:val="VerbatimChar"/>
+          <w:lang w:val="ru"/>
+        </w:rPr>
+        <w:t xml:space="preserve">– На каждую работу создай в папке otzyvy/ файл с тем же именем: оценка по каждому критерию с цитатой из работы, замечания, вопросы к студенту.</w:t>
+      </w:r>
+      <w:r>
+        <w:br/>
+      </w:r>
+      <w:r>
+        <w:rPr>
+          <w:rStyle w:val="VerbatimChar"/>
+          <w:lang w:val="ru"/>
+        </w:rPr>
+        <w:t xml:space="preserve">– В конце создай otzyvy/svodka.md — таблицу «работа — баллы по критериям — что проверить мне вручную».</w:t>
+      </w:r>
+      <w:r>
+        <w:br/>
+      </w:r>
+      <w:r>
+        <w:rPr>
+          <w:rStyle w:val="VerbatimChar"/>
+          <w:lang w:val="ru"/>
+        </w:rPr>
+        <w:t xml:space="preserve">– Итоговых оценок не ставь и выводов о списывании или участии ИИ не делай: где сомневаешься, пиши вопрос к студенту.</w:t>
+      </w:r>
+      <w:r>
+        <w:br/>
+      </w:r>
+      <w:r>
+        <w:rPr>
+          <w:rStyle w:val="VerbatimChar"/>
+          <w:lang w:val="ru"/>
+        </w:rPr>
+        <w:t xml:space="preserve">– Файлы в папке raboty/ не меняй.</w:t>
+      </w:r>
+    </w:p>
+    <w:bookmarkEnd w:id="61"/>
+    <w:bookmarkStart w:id="64" w:name="samostoyatelno"/>
+    <w:p>
+      <w:pPr>
+        <w:pStyle w:val="Heading2"/>
+      </w:pPr>
+      <w:r>
+        <w:rPr>
+          <w:lang w:val="ru"/>
+        </w:rPr>
+        <w:t xml:space="preserve">Самостоятельная практика</w:t>
+      </w:r>
+    </w:p>
+    <w:p>
+      <w:pPr>
+        <w:pStyle w:val="FirstParagraph"/>
+      </w:pPr>
+      <w:r>
+        <w:rPr>
+          <w:b/>
+          <w:bCs/>
+          <w:lang w:val="ru"/>
+        </w:rPr>
         <w:t xml:space="preserve">Время:</w:t>
       </w:r>
       <w:r>
@@ -6988,7 +7717,7 @@
         </w:rPr>
         <w:t xml:space="preserve"> </w:t>
       </w:r>
-      <w:hyperlink r:id="rId56">
+      <w:hyperlink r:id="rId62">
         <w:r>
           <w:rPr>
             <w:rStyle w:val="Hyperlink"/>
@@ -7015,7 +7744,7 @@
         </w:rPr>
         <w:t xml:space="preserve"> </w:t>
       </w:r>
-      <w:hyperlink r:id="rId57">
+      <w:hyperlink r:id="rId63">
         <w:r>
           <w:rPr>
             <w:rStyle w:val="Hyperlink"/>
@@ -7036,7 +7765,7 @@
         <w:pStyle w:val="Compact"/>
         <w:numPr>
           <w:ilvl w:val="0"/>
-          <w:numId w:val="1021"/>
+          <w:numId w:val="1022"/>
         </w:numPr>
       </w:pPr>
       <w:r>
@@ -7044,567 +7773,6 @@
           <w:lang w:val="ru"/>
         </w:rPr>
         <w:t xml:space="preserve">Выберите повторяющуюся задачу из своей работы.</w:t>
-      </w:r>
-    </w:p>
-    <w:p>
-      <w:pPr>
-        <w:pStyle w:val="Compact"/>
-        <w:numPr>
-          <w:ilvl w:val="0"/>
-          <w:numId w:val="1021"/>
-        </w:numPr>
-      </w:pPr>
-      <w:r>
-        <w:rPr>
-          <w:lang w:val="ru"/>
-        </w:rPr>
-        <w:t xml:space="preserve">Соберите навык:</w:t>
-      </w:r>
-      <w:r>
-        <w:rPr>
-          <w:lang w:val="ru"/>
-        </w:rPr>
-        <w:t xml:space="preserve"> </w:t>
-      </w:r>
-      <w:r>
-        <w:rPr>
-          <w:rStyle w:val="VerbatimChar"/>
-          <w:lang w:val="ru"/>
-        </w:rPr>
-        <w:t xml:space="preserve">SKILL.md</w:t>
-      </w:r>
-      <w:r>
-        <w:rPr>
-          <w:lang w:val="ru"/>
-        </w:rPr>
-        <w:t xml:space="preserve"> </w:t>
-      </w:r>
-      <w:r>
-        <w:rPr>
-          <w:lang w:val="ru"/>
-        </w:rPr>
-        <w:t xml:space="preserve">и справочные файлы — критерии, словарь, образцы.</w:t>
-      </w:r>
-    </w:p>
-    <w:p>
-      <w:pPr>
-        <w:pStyle w:val="Compact"/>
-        <w:numPr>
-          <w:ilvl w:val="0"/>
-          <w:numId w:val="1021"/>
-        </w:numPr>
-      </w:pPr>
-      <w:r>
-        <w:rPr>
-          <w:lang w:val="ru"/>
-        </w:rPr>
-        <w:t xml:space="preserve">Проверьте на трёх сценариях — обычном, трудном и сценарии отказа — в одном сервисе:</w:t>
-      </w:r>
-      <w:r>
-        <w:rPr>
-          <w:lang w:val="ru"/>
-        </w:rPr>
-        <w:t xml:space="preserve"> </w:t>
-      </w:r>
-      <w:r>
-        <w:rPr>
-          <w:lang w:val="ru"/>
-        </w:rPr>
-        <w:t xml:space="preserve">в Perplexity, в Claude или бесплатным способом из раздела 4.</w:t>
-      </w:r>
-    </w:p>
-    <w:p>
-      <w:pPr>
-        <w:pStyle w:val="Compact"/>
-        <w:numPr>
-          <w:ilvl w:val="0"/>
-          <w:numId w:val="1021"/>
-        </w:numPr>
-      </w:pPr>
-      <w:r>
-        <w:rPr>
-          <w:lang w:val="ru"/>
-        </w:rPr>
-        <w:t xml:space="preserve">Запишите для себя: какую задачу закрывает навык; три сценария и что вышло; что</w:t>
-      </w:r>
-      <w:r>
-        <w:rPr>
-          <w:lang w:val="ru"/>
-        </w:rPr>
-        <w:t xml:space="preserve"> </w:t>
-      </w:r>
-      <w:r>
-        <w:rPr>
-          <w:lang w:val="ru"/>
-        </w:rPr>
-        <w:t xml:space="preserve">пришлось поправить после проверки.</w:t>
-      </w:r>
-    </w:p>
-    <w:p>
-      <w:pPr>
-        <w:pStyle w:val="Compact"/>
-        <w:numPr>
-          <w:ilvl w:val="0"/>
-          <w:numId w:val="1021"/>
-        </w:numPr>
-      </w:pPr>
-      <w:r>
-        <w:rPr>
-          <w:lang w:val="ru"/>
-        </w:rPr>
-        <w:t xml:space="preserve">По желанию — соберите навык агентом в VS Code (раздел 6) и отметьте, что агент</w:t>
-      </w:r>
-      <w:r>
-        <w:rPr>
-          <w:lang w:val="ru"/>
-        </w:rPr>
-        <w:t xml:space="preserve"> </w:t>
-      </w:r>
-      <w:r>
-        <w:rPr>
-          <w:lang w:val="ru"/>
-        </w:rPr>
-        <w:t xml:space="preserve">сделал сам и что вы поправили.</w:t>
-      </w:r>
-    </w:p>
-    <w:p>
-      <w:pPr>
-        <w:pStyle w:val="FirstParagraph"/>
-      </w:pPr>
-      <w:r>
-        <w:rPr>
-          <w:b/>
-          <w:bCs/>
-          <w:lang w:val="ru"/>
-        </w:rPr>
-        <w:t xml:space="preserve">Как понять, что получилось:</w:t>
-      </w:r>
-      <w:r>
-        <w:rPr>
-          <w:lang w:val="ru"/>
-        </w:rPr>
-        <w:t xml:space="preserve"> </w:t>
-      </w:r>
-      <w:r>
-        <w:rPr>
-          <w:lang w:val="ru"/>
-        </w:rPr>
-        <w:t xml:space="preserve">описание понятно и говорит, когда применять навык; навык работает</w:t>
-      </w:r>
-      <w:r>
-        <w:rPr>
-          <w:lang w:val="ru"/>
-        </w:rPr>
-        <w:t xml:space="preserve"> </w:t>
-      </w:r>
-      <w:r>
-        <w:rPr>
-          <w:lang w:val="ru"/>
-        </w:rPr>
-        <w:t xml:space="preserve">на трёх сценариях; на сценарий отказа он не выдумывает ответ.</w:t>
-      </w:r>
-    </w:p>
-    <w:bookmarkEnd w:id="58"/>
-    <w:bookmarkStart w:id="59" w:name="proverte-sebya"/>
-    <w:p>
-      <w:pPr>
-        <w:pStyle w:val="Heading2"/>
-      </w:pPr>
-      <w:r>
-        <w:rPr>
-          <w:lang w:val="ru"/>
-        </w:rPr>
-        <w:t xml:space="preserve">Проверьте себя</w:t>
-      </w:r>
-    </w:p>
-    <w:p>
-      <w:pPr>
-        <w:pStyle w:val="FirstParagraph"/>
-      </w:pPr>
-      <w:r>
-        <w:rPr>
-          <w:b/>
-          <w:bCs/>
-          <w:lang w:val="ru"/>
-        </w:rPr>
-        <w:t xml:space="preserve">Из чего состоит навык?</w:t>
-      </w:r>
-    </w:p>
-    <w:p>
-      <w:pPr>
-        <w:pStyle w:val="BodyText"/>
-      </w:pPr>
-      <w:r>
-        <w:rPr>
-          <w:lang w:val="ru"/>
-        </w:rPr>
-        <w:t xml:space="preserve">Из папки с файлом</w:t>
-      </w:r>
-      <w:r>
-        <w:rPr>
-          <w:lang w:val="ru"/>
-        </w:rPr>
-        <w:t xml:space="preserve"> </w:t>
-      </w:r>
-      <w:r>
-        <w:rPr>
-          <w:rStyle w:val="VerbatimChar"/>
-          <w:lang w:val="ru"/>
-        </w:rPr>
-        <w:t xml:space="preserve">SKILL.md</w:t>
-      </w:r>
-      <w:r>
-        <w:rPr>
-          <w:lang w:val="ru"/>
-        </w:rPr>
-        <w:t xml:space="preserve">: шапка с именем и описанием, ниже — инструкция. Рядом могут</w:t>
-      </w:r>
-      <w:r>
-        <w:rPr>
-          <w:lang w:val="ru"/>
-        </w:rPr>
-        <w:t xml:space="preserve"> </w:t>
-      </w:r>
-      <w:r>
-        <w:rPr>
-          <w:lang w:val="ru"/>
-        </w:rPr>
-        <w:t xml:space="preserve">лежать справочные файлы.</w:t>
-      </w:r>
-    </w:p>
-    <w:p>
-      <w:pPr>
-        <w:pStyle w:val="BodyText"/>
-      </w:pPr>
-      <w:r>
-        <w:rPr>
-          <w:b/>
-          <w:bCs/>
-          <w:lang w:val="ru"/>
-        </w:rPr>
-        <w:t xml:space="preserve">Почему десять навыков не мешают разговору?</w:t>
-      </w:r>
-    </w:p>
-    <w:p>
-      <w:pPr>
-        <w:pStyle w:val="BodyText"/>
-      </w:pPr>
-      <w:r>
-        <w:rPr>
-          <w:lang w:val="ru"/>
-        </w:rPr>
-        <w:t xml:space="preserve">Агент постоянно видит только имена и описания. Сам навык он читает, когда задача подходит</w:t>
-      </w:r>
-      <w:r>
-        <w:rPr>
-          <w:lang w:val="ru"/>
-        </w:rPr>
-        <w:t xml:space="preserve"> </w:t>
-      </w:r>
-      <w:r>
-        <w:rPr>
-          <w:lang w:val="ru"/>
-        </w:rPr>
-        <w:t xml:space="preserve">под описание, а справочники — только когда нужны.</w:t>
-      </w:r>
-    </w:p>
-    <w:p>
-      <w:pPr>
-        <w:pStyle w:val="BodyText"/>
-      </w:pPr>
-      <w:r>
-        <w:rPr>
-          <w:b/>
-          <w:bCs/>
-          <w:lang w:val="ru"/>
-        </w:rPr>
-        <w:t xml:space="preserve">Как пользоваться навыком без платной подписки?</w:t>
-      </w:r>
-    </w:p>
-    <w:p>
-      <w:pPr>
-        <w:pStyle w:val="BodyText"/>
-      </w:pPr>
-      <w:r>
-        <w:rPr>
-          <w:lang w:val="ru"/>
-        </w:rPr>
-        <w:t xml:space="preserve">Приложить</w:t>
-      </w:r>
-      <w:r>
-        <w:rPr>
-          <w:lang w:val="ru"/>
-        </w:rPr>
-        <w:t xml:space="preserve"> </w:t>
-      </w:r>
-      <w:r>
-        <w:rPr>
-          <w:rStyle w:val="VerbatimChar"/>
-          <w:lang w:val="ru"/>
-        </w:rPr>
-        <w:t xml:space="preserve">SKILL.md</w:t>
-      </w:r>
-      <w:r>
-        <w:rPr>
-          <w:lang w:val="ru"/>
-        </w:rPr>
-        <w:t xml:space="preserve"> </w:t>
-      </w:r>
-      <w:r>
-        <w:rPr>
-          <w:lang w:val="ru"/>
-        </w:rPr>
-        <w:t xml:space="preserve">и справочники к новому чату в любой нейросети и первым сообщением</w:t>
-      </w:r>
-      <w:r>
-        <w:rPr>
-          <w:lang w:val="ru"/>
-        </w:rPr>
-        <w:t xml:space="preserve"> </w:t>
-      </w:r>
-      <w:r>
-        <w:rPr>
-          <w:lang w:val="ru"/>
-        </w:rPr>
-        <w:t xml:space="preserve">попросить следовать инструкции из</w:t>
-      </w:r>
-      <w:r>
-        <w:rPr>
-          <w:lang w:val="ru"/>
-        </w:rPr>
-        <w:t xml:space="preserve"> </w:t>
-      </w:r>
-      <w:r>
-        <w:rPr>
-          <w:rStyle w:val="VerbatimChar"/>
-          <w:lang w:val="ru"/>
-        </w:rPr>
-        <w:t xml:space="preserve">SKILL.md</w:t>
-      </w:r>
-      <w:r>
-        <w:rPr>
-          <w:lang w:val="ru"/>
-        </w:rPr>
-        <w:t xml:space="preserve">. В Perplexity готовый навык можно загрузить</w:t>
-      </w:r>
-      <w:r>
-        <w:rPr>
-          <w:lang w:val="ru"/>
-        </w:rPr>
-        <w:t xml:space="preserve"> </w:t>
-      </w:r>
-      <w:r>
-        <w:rPr>
-          <w:lang w:val="ru"/>
-        </w:rPr>
-        <w:t xml:space="preserve">и на бесплатном тарифе: «Настройка» → «Навыки» → «Создать навык» → «Загрузить навык».</w:t>
-      </w:r>
-    </w:p>
-    <w:p>
-      <w:pPr>
-        <w:pStyle w:val="BodyText"/>
-      </w:pPr>
-      <w:r>
-        <w:rPr>
-          <w:b/>
-          <w:bCs/>
-          <w:lang w:val="ru"/>
-        </w:rPr>
-        <w:t xml:space="preserve">Почему в Obsidian как хранилище открывают общую папку «Мои навыки», а не папку одного навыка?</w:t>
-      </w:r>
-    </w:p>
-    <w:p>
-      <w:pPr>
-        <w:pStyle w:val="BodyText"/>
-      </w:pPr>
-      <w:r>
-        <w:rPr>
-          <w:lang w:val="ru"/>
-        </w:rPr>
-        <w:t xml:space="preserve">Obsidian кладёт свои настройки в скрытую папку</w:t>
-      </w:r>
-      <w:r>
-        <w:rPr>
-          <w:lang w:val="ru"/>
-        </w:rPr>
-        <w:t xml:space="preserve"> </w:t>
-      </w:r>
-      <w:r>
-        <w:rPr>
-          <w:rStyle w:val="VerbatimChar"/>
-          <w:lang w:val="ru"/>
-        </w:rPr>
-        <w:t xml:space="preserve">.obsidian</w:t>
-      </w:r>
-      <w:r>
-        <w:rPr>
-          <w:lang w:val="ru"/>
-        </w:rPr>
-        <w:t xml:space="preserve"> </w:t>
-      </w:r>
-      <w:r>
-        <w:rPr>
-          <w:lang w:val="ru"/>
-        </w:rPr>
-        <w:t xml:space="preserve">внутри открытой папки. Если</w:t>
-      </w:r>
-      <w:r>
-        <w:rPr>
-          <w:lang w:val="ru"/>
-        </w:rPr>
-        <w:t xml:space="preserve"> </w:t>
-      </w:r>
-      <w:r>
-        <w:rPr>
-          <w:lang w:val="ru"/>
-        </w:rPr>
-        <w:t xml:space="preserve">открыть папку навыка,</w:t>
-      </w:r>
-      <w:r>
-        <w:rPr>
-          <w:lang w:val="ru"/>
-        </w:rPr>
-        <w:t xml:space="preserve"> </w:t>
-      </w:r>
-      <w:r>
-        <w:rPr>
-          <w:rStyle w:val="VerbatimChar"/>
-          <w:lang w:val="ru"/>
-        </w:rPr>
-        <w:t xml:space="preserve">.obsidian</w:t>
-      </w:r>
-      <w:r>
-        <w:rPr>
-          <w:lang w:val="ru"/>
-        </w:rPr>
-        <w:t xml:space="preserve"> </w:t>
-      </w:r>
-      <w:r>
-        <w:rPr>
-          <w:lang w:val="ru"/>
-        </w:rPr>
-        <w:t xml:space="preserve">попадёт в архив навыка лишними файлами.</w:t>
-      </w:r>
-    </w:p>
-    <w:p>
-      <w:pPr>
-        <w:pStyle w:val="BodyText"/>
-      </w:pPr>
-      <w:r>
-        <w:rPr>
-          <w:b/>
-          <w:bCs/>
-          <w:lang w:val="ru"/>
-        </w:rPr>
-        <w:t xml:space="preserve">Чем агент в VS Code отличается от чата в браузере?</w:t>
-      </w:r>
-    </w:p>
-    <w:p>
-      <w:pPr>
-        <w:pStyle w:val="BodyText"/>
-      </w:pPr>
-      <w:r>
-        <w:rPr>
-          <w:lang w:val="ru"/>
-        </w:rPr>
-        <w:t xml:space="preserve">Он работает с папкой на вашем компьютере: сам читает и создаёт файлы и может проверить</w:t>
-      </w:r>
-      <w:r>
-        <w:rPr>
-          <w:lang w:val="ru"/>
-        </w:rPr>
-        <w:t xml:space="preserve"> </w:t>
-      </w:r>
-      <w:r>
-        <w:rPr>
-          <w:lang w:val="ru"/>
-        </w:rPr>
-        <w:t xml:space="preserve">результат — например, посчитать байты описания навыка.</w:t>
-      </w:r>
-    </w:p>
-    <w:p>
-      <w:pPr>
-        <w:pStyle w:val="BodyText"/>
-      </w:pPr>
-      <w:r>
-        <w:rPr>
-          <w:b/>
-          <w:bCs/>
-          <w:lang w:val="ru"/>
-        </w:rPr>
-        <w:t xml:space="preserve">Что сделать с работами студентов, прежде чем отдавать их облачному агенту?</w:t>
-      </w:r>
-    </w:p>
-    <w:p>
-      <w:pPr>
-        <w:pStyle w:val="BodyText"/>
-      </w:pPr>
-      <w:r>
-        <w:rPr>
-          <w:lang w:val="ru"/>
-        </w:rPr>
-        <w:t xml:space="preserve">Обезличить: фамилии, номера групп и зачёток заменить кодами. Работы с именами — только</w:t>
-      </w:r>
-      <w:r>
-        <w:rPr>
-          <w:lang w:val="ru"/>
-        </w:rPr>
-        <w:t xml:space="preserve"> </w:t>
-      </w:r>
-      <w:r>
-        <w:rPr>
-          <w:lang w:val="ru"/>
-        </w:rPr>
-        <w:t xml:space="preserve">локальной моделью. Итоговую оценку ставит преподаватель.</w:t>
-      </w:r>
-    </w:p>
-    <w:p>
-      <w:pPr>
-        <w:pStyle w:val="BodyText"/>
-      </w:pPr>
-      <w:r>
-        <w:rPr>
-          <w:b/>
-          <w:bCs/>
-          <w:lang w:val="ru"/>
-        </w:rPr>
-        <w:t xml:space="preserve">Почему русское описание навыка для Perplexity должно быть короче английского?</w:t>
-      </w:r>
-    </w:p>
-    <w:p>
-      <w:pPr>
-        <w:pStyle w:val="BodyText"/>
-      </w:pPr>
-      <w:r>
-        <w:rPr>
-          <w:lang w:val="ru"/>
-        </w:rPr>
-        <w:t xml:space="preserve">Предел — 1024 байта, а кириллица в UTF-8 весит два байта на букву: русское описание</w:t>
-      </w:r>
-      <w:r>
-        <w:rPr>
-          <w:lang w:val="ru"/>
-        </w:rPr>
-        <w:t xml:space="preserve"> </w:t>
-      </w:r>
-      <w:r>
-        <w:rPr>
-          <w:lang w:val="ru"/>
-        </w:rPr>
-        <w:t xml:space="preserve">упирается в предел примерно на 500 знаках.</w:t>
-      </w:r>
-    </w:p>
-    <w:bookmarkEnd w:id="59"/>
-    <w:bookmarkStart w:id="60" w:name="istochniki"/>
-    <w:p>
-      <w:pPr>
-        <w:pStyle w:val="Heading2"/>
-      </w:pPr>
-      <w:r>
-        <w:rPr>
-          <w:lang w:val="ru"/>
-        </w:rPr>
-        <w:t xml:space="preserve">Источники</w:t>
       </w:r>
     </w:p>
     <w:p>
@@ -7619,7 +7787,32 @@
         <w:rPr>
           <w:lang w:val="ru"/>
         </w:rPr>
-        <w:t xml:space="preserve">Anthropic. Agent Skills — обзор. https://platform.claude.com/docs/en/agents-and-tools/agent-skills/overview</w:t>
+        <w:t xml:space="preserve">Соберите навык:</w:t>
+      </w:r>
+      <w:r>
+        <w:rPr>
+          <w:lang w:val="ru"/>
+        </w:rPr>
+        <w:t xml:space="preserve"> </w:t>
+      </w:r>
+      <w:r>
+        <w:rPr>
+          <w:rStyle w:val="VerbatimChar"/>
+          <w:lang w:val="ru"/>
+        </w:rPr>
+        <w:t xml:space="preserve">SKILL.md</w:t>
+      </w:r>
+      <w:r>
+        <w:rPr>
+          <w:lang w:val="ru"/>
+        </w:rPr>
+        <w:t xml:space="preserve"> </w:t>
+      </w:r>
+      <w:r>
+        <w:rPr>
+          <w:lang w:val="ru"/>
+        </w:rPr>
+        <w:t xml:space="preserve">и справочные файлы — критерии, словарь, образцы.</w:t>
       </w:r>
     </w:p>
     <w:p>
@@ -7634,7 +7827,19 @@
         <w:rPr>
           <w:lang w:val="ru"/>
         </w:rPr>
-        <w:t xml:space="preserve">Anthropic. Skill authoring best practices. https://platform.claude.com/docs/en/agents-and-tools/agent-skills/best-practices</w:t>
+        <w:t xml:space="preserve">Проверьте на трёх сценариях — обычном, трудном и сценарии отказа — в одном сервисе:</w:t>
+      </w:r>
+      <w:r>
+        <w:rPr>
+          <w:lang w:val="ru"/>
+        </w:rPr>
+        <w:t xml:space="preserve"> </w:t>
+      </w:r>
+      <w:r>
+        <w:rPr>
+          <w:lang w:val="ru"/>
+        </w:rPr>
+        <w:t xml:space="preserve">в Perplexity, в Claude или бесплатным способом из раздела 4.</w:t>
       </w:r>
     </w:p>
     <w:p>
@@ -7649,7 +7854,19 @@
         <w:rPr>
           <w:lang w:val="ru"/>
         </w:rPr>
-        <w:t xml:space="preserve">Perplexity. How to use Computer skills. https://www.perplexity.ai/help-center/en/articles/13914413-how-to-use-computer-skills; также https://www.perplexity.ai/hub/academy/how-to-use-computer-skills</w:t>
+        <w:t xml:space="preserve">Запишите для себя: какую задачу закрывает навык; три сценария и что вышло; что</w:t>
+      </w:r>
+      <w:r>
+        <w:rPr>
+          <w:lang w:val="ru"/>
+        </w:rPr>
+        <w:t xml:space="preserve"> </w:t>
+      </w:r>
+      <w:r>
+        <w:rPr>
+          <w:lang w:val="ru"/>
+        </w:rPr>
+        <w:t xml:space="preserve">пришлось поправить после проверки.</w:t>
       </w:r>
     </w:p>
     <w:p>
@@ -7664,7 +7881,19 @@
         <w:rPr>
           <w:lang w:val="ru"/>
         </w:rPr>
-        <w:t xml:space="preserve">Obsidian: скачать — https://obsidian.md/download; условия — https://obsidian.md/pricing; справка о свойствах, ссылках и папке настроек — https://obsidian.md/help/Editing+and+formatting/Properties, https://obsidian.md/help/Linking+notes+and+files/Internal+links, https://obsidian.md/help/Files+and+folders/Configuration+folder. Названия настроек — по официальному русскому переводу интерфейса: https://github.com/obsidianmd/obsidian-translations</w:t>
+        <w:t xml:space="preserve">По желанию — соберите навык агентом в VS Code (раздел 6) и отметьте, что агент</w:t>
+      </w:r>
+      <w:r>
+        <w:rPr>
+          <w:lang w:val="ru"/>
+        </w:rPr>
+        <w:t xml:space="preserve"> </w:t>
+      </w:r>
+      <w:r>
+        <w:rPr>
+          <w:lang w:val="ru"/>
+        </w:rPr>
+        <w:t xml:space="preserve">сделал сам и что вы поправили.</w:t>
       </w:r>
     </w:p>
     <w:p>
@@ -7679,7 +7908,585 @@
         <w:rPr>
           <w:lang w:val="ru"/>
         </w:rPr>
-        <w:t xml:space="preserve">Perplexity. Agent API — Skills. https://docs.perplexity.ai/docs/agent-api/skills</w:t>
+        <w:t xml:space="preserve">По желанию — найдите ошибку GigaCode сами. Откройте</w:t>
+      </w:r>
+      <w:r>
+        <w:rPr>
+          <w:lang w:val="ru"/>
+        </w:rPr>
+        <w:t xml:space="preserve"> </w:t>
+      </w:r>
+      <w:hyperlink r:id="rId57">
+        <w:r>
+          <w:rPr>
+            <w:rStyle w:val="Hyperlink"/>
+            <w:lang w:val="ru"/>
+          </w:rPr>
+          <w:t xml:space="preserve">исходную версию калькулятора</w:t>
+        </w:r>
+      </w:hyperlink>
+      <w:r>
+        <w:rPr>
+          <w:lang w:val="ru"/>
+        </w:rPr>
+        <w:t xml:space="preserve"> </w:t>
+      </w:r>
+      <w:r>
+        <w:rPr>
+          <w:lang w:val="ru"/>
+        </w:rPr>
+        <w:t xml:space="preserve">и нажмите 7 × 8: табло</w:t>
+      </w:r>
+      <w:r>
+        <w:rPr>
+          <w:lang w:val="ru"/>
+        </w:rPr>
+        <w:t xml:space="preserve"> </w:t>
+      </w:r>
+      <w:r>
+        <w:rPr>
+          <w:lang w:val="ru"/>
+        </w:rPr>
+        <w:t xml:space="preserve">останется на нуле. Откройте консоль браузера — в Chrome, Edge и Яндекс Браузере клавиша</w:t>
+      </w:r>
+      <w:r>
+        <w:rPr>
+          <w:lang w:val="ru"/>
+        </w:rPr>
+        <w:t xml:space="preserve"> </w:t>
+      </w:r>
+      <w:r>
+        <w:rPr>
+          <w:lang w:val="ru"/>
+        </w:rPr>
+        <w:t xml:space="preserve">F12 или на Mac ⌥⌘J, вкладка Console — и прочитайте красную строку. Сравните</w:t>
+      </w:r>
+      <w:r>
+        <w:rPr>
+          <w:lang w:val="ru"/>
+        </w:rPr>
+        <w:t xml:space="preserve"> </w:t>
+      </w:r>
+      <w:r>
+        <w:rPr>
+          <w:lang w:val="ru"/>
+        </w:rPr>
+        <w:t xml:space="preserve">с</w:t>
+      </w:r>
+      <w:r>
+        <w:rPr>
+          <w:lang w:val="ru"/>
+        </w:rPr>
+        <w:t xml:space="preserve"> </w:t>
+      </w:r>
+      <w:hyperlink r:id="rId56">
+        <w:r>
+          <w:rPr>
+            <w:rStyle w:val="Hyperlink"/>
+            <w:lang w:val="ru"/>
+          </w:rPr>
+          <w:t xml:space="preserve">исправленной версией</w:t>
+        </w:r>
+      </w:hyperlink>
+      <w:r>
+        <w:rPr>
+          <w:lang w:val="ru"/>
+        </w:rPr>
+        <w:t xml:space="preserve"> </w:t>
+      </w:r>
+      <w:r>
+        <w:rPr>
+          <w:lang w:val="ru"/>
+        </w:rPr>
+        <w:t xml:space="preserve">и запишите: с какой просьбой вы бы вернули работу агенту.</w:t>
+      </w:r>
+    </w:p>
+    <w:p>
+      <w:pPr>
+        <w:pStyle w:val="FirstParagraph"/>
+      </w:pPr>
+      <w:r>
+        <w:rPr>
+          <w:b/>
+          <w:bCs/>
+          <w:lang w:val="ru"/>
+        </w:rPr>
+        <w:t xml:space="preserve">Как понять, что получилось:</w:t>
+      </w:r>
+      <w:r>
+        <w:rPr>
+          <w:lang w:val="ru"/>
+        </w:rPr>
+        <w:t xml:space="preserve"> </w:t>
+      </w:r>
+      <w:r>
+        <w:rPr>
+          <w:lang w:val="ru"/>
+        </w:rPr>
+        <w:t xml:space="preserve">описание понятно и говорит, когда применять навык; навык работает</w:t>
+      </w:r>
+      <w:r>
+        <w:rPr>
+          <w:lang w:val="ru"/>
+        </w:rPr>
+        <w:t xml:space="preserve"> </w:t>
+      </w:r>
+      <w:r>
+        <w:rPr>
+          <w:lang w:val="ru"/>
+        </w:rPr>
+        <w:t xml:space="preserve">на трёх сценариях; на сценарий отказа он не выдумывает ответ.</w:t>
+      </w:r>
+    </w:p>
+    <w:bookmarkEnd w:id="64"/>
+    <w:bookmarkStart w:id="65" w:name="proverte-sebya"/>
+    <w:p>
+      <w:pPr>
+        <w:pStyle w:val="Heading2"/>
+      </w:pPr>
+      <w:r>
+        <w:rPr>
+          <w:lang w:val="ru"/>
+        </w:rPr>
+        <w:t xml:space="preserve">Проверьте себя</w:t>
+      </w:r>
+    </w:p>
+    <w:p>
+      <w:pPr>
+        <w:pStyle w:val="FirstParagraph"/>
+      </w:pPr>
+      <w:r>
+        <w:rPr>
+          <w:b/>
+          <w:bCs/>
+          <w:lang w:val="ru"/>
+        </w:rPr>
+        <w:t xml:space="preserve">Из чего состоит навык?</w:t>
+      </w:r>
+    </w:p>
+    <w:p>
+      <w:pPr>
+        <w:pStyle w:val="BodyText"/>
+      </w:pPr>
+      <w:r>
+        <w:rPr>
+          <w:lang w:val="ru"/>
+        </w:rPr>
+        <w:t xml:space="preserve">Из папки с файлом</w:t>
+      </w:r>
+      <w:r>
+        <w:rPr>
+          <w:lang w:val="ru"/>
+        </w:rPr>
+        <w:t xml:space="preserve"> </w:t>
+      </w:r>
+      <w:r>
+        <w:rPr>
+          <w:rStyle w:val="VerbatimChar"/>
+          <w:lang w:val="ru"/>
+        </w:rPr>
+        <w:t xml:space="preserve">SKILL.md</w:t>
+      </w:r>
+      <w:r>
+        <w:rPr>
+          <w:lang w:val="ru"/>
+        </w:rPr>
+        <w:t xml:space="preserve">: шапка с именем и описанием, ниже — инструкция. Рядом могут</w:t>
+      </w:r>
+      <w:r>
+        <w:rPr>
+          <w:lang w:val="ru"/>
+        </w:rPr>
+        <w:t xml:space="preserve"> </w:t>
+      </w:r>
+      <w:r>
+        <w:rPr>
+          <w:lang w:val="ru"/>
+        </w:rPr>
+        <w:t xml:space="preserve">лежать справочные файлы.</w:t>
+      </w:r>
+    </w:p>
+    <w:p>
+      <w:pPr>
+        <w:pStyle w:val="BodyText"/>
+      </w:pPr>
+      <w:r>
+        <w:rPr>
+          <w:b/>
+          <w:bCs/>
+          <w:lang w:val="ru"/>
+        </w:rPr>
+        <w:t xml:space="preserve">Почему десять навыков не мешают разговору?</w:t>
+      </w:r>
+    </w:p>
+    <w:p>
+      <w:pPr>
+        <w:pStyle w:val="BodyText"/>
+      </w:pPr>
+      <w:r>
+        <w:rPr>
+          <w:lang w:val="ru"/>
+        </w:rPr>
+        <w:t xml:space="preserve">Агент постоянно видит только имена и описания. Сам навык он читает, когда задача подходит</w:t>
+      </w:r>
+      <w:r>
+        <w:rPr>
+          <w:lang w:val="ru"/>
+        </w:rPr>
+        <w:t xml:space="preserve"> </w:t>
+      </w:r>
+      <w:r>
+        <w:rPr>
+          <w:lang w:val="ru"/>
+        </w:rPr>
+        <w:t xml:space="preserve">под описание, а справочники — только когда нужны.</w:t>
+      </w:r>
+    </w:p>
+    <w:p>
+      <w:pPr>
+        <w:pStyle w:val="BodyText"/>
+      </w:pPr>
+      <w:r>
+        <w:rPr>
+          <w:b/>
+          <w:bCs/>
+          <w:lang w:val="ru"/>
+        </w:rPr>
+        <w:t xml:space="preserve">Как пользоваться навыком без платной подписки?</w:t>
+      </w:r>
+    </w:p>
+    <w:p>
+      <w:pPr>
+        <w:pStyle w:val="BodyText"/>
+      </w:pPr>
+      <w:r>
+        <w:rPr>
+          <w:lang w:val="ru"/>
+        </w:rPr>
+        <w:t xml:space="preserve">Приложить</w:t>
+      </w:r>
+      <w:r>
+        <w:rPr>
+          <w:lang w:val="ru"/>
+        </w:rPr>
+        <w:t xml:space="preserve"> </w:t>
+      </w:r>
+      <w:r>
+        <w:rPr>
+          <w:rStyle w:val="VerbatimChar"/>
+          <w:lang w:val="ru"/>
+        </w:rPr>
+        <w:t xml:space="preserve">SKILL.md</w:t>
+      </w:r>
+      <w:r>
+        <w:rPr>
+          <w:lang w:val="ru"/>
+        </w:rPr>
+        <w:t xml:space="preserve"> </w:t>
+      </w:r>
+      <w:r>
+        <w:rPr>
+          <w:lang w:val="ru"/>
+        </w:rPr>
+        <w:t xml:space="preserve">и справочники к новому чату в любой нейросети и первым сообщением</w:t>
+      </w:r>
+      <w:r>
+        <w:rPr>
+          <w:lang w:val="ru"/>
+        </w:rPr>
+        <w:t xml:space="preserve"> </w:t>
+      </w:r>
+      <w:r>
+        <w:rPr>
+          <w:lang w:val="ru"/>
+        </w:rPr>
+        <w:t xml:space="preserve">попросить следовать инструкции из</w:t>
+      </w:r>
+      <w:r>
+        <w:rPr>
+          <w:lang w:val="ru"/>
+        </w:rPr>
+        <w:t xml:space="preserve"> </w:t>
+      </w:r>
+      <w:r>
+        <w:rPr>
+          <w:rStyle w:val="VerbatimChar"/>
+          <w:lang w:val="ru"/>
+        </w:rPr>
+        <w:t xml:space="preserve">SKILL.md</w:t>
+      </w:r>
+      <w:r>
+        <w:rPr>
+          <w:lang w:val="ru"/>
+        </w:rPr>
+        <w:t xml:space="preserve">. В Perplexity готовый навык можно загрузить</w:t>
+      </w:r>
+      <w:r>
+        <w:rPr>
+          <w:lang w:val="ru"/>
+        </w:rPr>
+        <w:t xml:space="preserve"> </w:t>
+      </w:r>
+      <w:r>
+        <w:rPr>
+          <w:lang w:val="ru"/>
+        </w:rPr>
+        <w:t xml:space="preserve">и на бесплатном тарифе: «Настройка» → «Навыки» → «Создать навык» → «Загрузить навык».</w:t>
+      </w:r>
+    </w:p>
+    <w:p>
+      <w:pPr>
+        <w:pStyle w:val="BodyText"/>
+      </w:pPr>
+      <w:r>
+        <w:rPr>
+          <w:b/>
+          <w:bCs/>
+          <w:lang w:val="ru"/>
+        </w:rPr>
+        <w:t xml:space="preserve">Почему в Obsidian как хранилище открывают общую папку «Мои навыки», а не папку одного навыка?</w:t>
+      </w:r>
+    </w:p>
+    <w:p>
+      <w:pPr>
+        <w:pStyle w:val="BodyText"/>
+      </w:pPr>
+      <w:r>
+        <w:rPr>
+          <w:lang w:val="ru"/>
+        </w:rPr>
+        <w:t xml:space="preserve">Obsidian кладёт свои настройки в скрытую папку</w:t>
+      </w:r>
+      <w:r>
+        <w:rPr>
+          <w:lang w:val="ru"/>
+        </w:rPr>
+        <w:t xml:space="preserve"> </w:t>
+      </w:r>
+      <w:r>
+        <w:rPr>
+          <w:rStyle w:val="VerbatimChar"/>
+          <w:lang w:val="ru"/>
+        </w:rPr>
+        <w:t xml:space="preserve">.obsidian</w:t>
+      </w:r>
+      <w:r>
+        <w:rPr>
+          <w:lang w:val="ru"/>
+        </w:rPr>
+        <w:t xml:space="preserve"> </w:t>
+      </w:r>
+      <w:r>
+        <w:rPr>
+          <w:lang w:val="ru"/>
+        </w:rPr>
+        <w:t xml:space="preserve">внутри открытой папки. Если</w:t>
+      </w:r>
+      <w:r>
+        <w:rPr>
+          <w:lang w:val="ru"/>
+        </w:rPr>
+        <w:t xml:space="preserve"> </w:t>
+      </w:r>
+      <w:r>
+        <w:rPr>
+          <w:lang w:val="ru"/>
+        </w:rPr>
+        <w:t xml:space="preserve">открыть папку навыка,</w:t>
+      </w:r>
+      <w:r>
+        <w:rPr>
+          <w:lang w:val="ru"/>
+        </w:rPr>
+        <w:t xml:space="preserve"> </w:t>
+      </w:r>
+      <w:r>
+        <w:rPr>
+          <w:rStyle w:val="VerbatimChar"/>
+          <w:lang w:val="ru"/>
+        </w:rPr>
+        <w:t xml:space="preserve">.obsidian</w:t>
+      </w:r>
+      <w:r>
+        <w:rPr>
+          <w:lang w:val="ru"/>
+        </w:rPr>
+        <w:t xml:space="preserve"> </w:t>
+      </w:r>
+      <w:r>
+        <w:rPr>
+          <w:lang w:val="ru"/>
+        </w:rPr>
+        <w:t xml:space="preserve">попадёт в архив навыка лишними файлами.</w:t>
+      </w:r>
+    </w:p>
+    <w:p>
+      <w:pPr>
+        <w:pStyle w:val="BodyText"/>
+      </w:pPr>
+      <w:r>
+        <w:rPr>
+          <w:b/>
+          <w:bCs/>
+          <w:lang w:val="ru"/>
+        </w:rPr>
+        <w:t xml:space="preserve">Чем агент в VS Code отличается от чата в браузере?</w:t>
+      </w:r>
+    </w:p>
+    <w:p>
+      <w:pPr>
+        <w:pStyle w:val="BodyText"/>
+      </w:pPr>
+      <w:r>
+        <w:rPr>
+          <w:lang w:val="ru"/>
+        </w:rPr>
+        <w:t xml:space="preserve">Он работает с папкой на вашем компьютере: сам читает и создаёт файлы и может проверить</w:t>
+      </w:r>
+      <w:r>
+        <w:rPr>
+          <w:lang w:val="ru"/>
+        </w:rPr>
+        <w:t xml:space="preserve"> </w:t>
+      </w:r>
+      <w:r>
+        <w:rPr>
+          <w:lang w:val="ru"/>
+        </w:rPr>
+        <w:t xml:space="preserve">результат — например, посчитать байты описания навыка.</w:t>
+      </w:r>
+    </w:p>
+    <w:p>
+      <w:pPr>
+        <w:pStyle w:val="BodyText"/>
+      </w:pPr>
+      <w:r>
+        <w:rPr>
+          <w:b/>
+          <w:bCs/>
+          <w:lang w:val="ru"/>
+        </w:rPr>
+        <w:t xml:space="preserve">Что сделать с работами студентов, прежде чем отдавать их облачному агенту?</w:t>
+      </w:r>
+    </w:p>
+    <w:p>
+      <w:pPr>
+        <w:pStyle w:val="BodyText"/>
+      </w:pPr>
+      <w:r>
+        <w:rPr>
+          <w:lang w:val="ru"/>
+        </w:rPr>
+        <w:t xml:space="preserve">Обезличить: фамилии, номера групп и зачёток заменить кодами. Работы с именами — только</w:t>
+      </w:r>
+      <w:r>
+        <w:rPr>
+          <w:lang w:val="ru"/>
+        </w:rPr>
+        <w:t xml:space="preserve"> </w:t>
+      </w:r>
+      <w:r>
+        <w:rPr>
+          <w:lang w:val="ru"/>
+        </w:rPr>
+        <w:t xml:space="preserve">локальной моделью. Итоговую оценку ставит преподаватель.</w:t>
+      </w:r>
+    </w:p>
+    <w:p>
+      <w:pPr>
+        <w:pStyle w:val="BodyText"/>
+      </w:pPr>
+      <w:r>
+        <w:rPr>
+          <w:b/>
+          <w:bCs/>
+          <w:lang w:val="ru"/>
+        </w:rPr>
+        <w:t xml:space="preserve">Агент написал «Готово ✅». Что нужно, чтобы этому поверить?</w:t>
+      </w:r>
+    </w:p>
+    <w:p>
+      <w:pPr>
+        <w:pStyle w:val="BodyText"/>
+      </w:pPr>
+      <w:r>
+        <w:rPr>
+          <w:lang w:val="ru"/>
+        </w:rPr>
+        <w:t xml:space="preserve">Вывод команды, которая выполнила результат, — проверка синтаксиса, тесты, сценарии</w:t>
+      </w:r>
+      <w:r>
+        <w:rPr>
+          <w:lang w:val="ru"/>
+        </w:rPr>
+        <w:t xml:space="preserve"> </w:t>
+      </w:r>
+      <w:r>
+        <w:rPr>
+          <w:lang w:val="ru"/>
+        </w:rPr>
+        <w:t xml:space="preserve">«нажал → увидел» — или свой прогон. «Файл создан» и «сервер отвечает» доказательством</w:t>
+      </w:r>
+      <w:r>
+        <w:rPr>
+          <w:lang w:val="ru"/>
+        </w:rPr>
+        <w:t xml:space="preserve"> </w:t>
+      </w:r>
+      <w:r>
+        <w:rPr>
+          <w:lang w:val="ru"/>
+        </w:rPr>
+        <w:t xml:space="preserve">не считаются: в испытании GigaCode калькулятор с такими отчётами не работал вообще.</w:t>
+      </w:r>
+    </w:p>
+    <w:p>
+      <w:pPr>
+        <w:pStyle w:val="BodyText"/>
+      </w:pPr>
+      <w:r>
+        <w:rPr>
+          <w:b/>
+          <w:bCs/>
+          <w:lang w:val="ru"/>
+        </w:rPr>
+        <w:t xml:space="preserve">Почему русское описание навыка для Perplexity должно быть короче английского?</w:t>
+      </w:r>
+    </w:p>
+    <w:p>
+      <w:pPr>
+        <w:pStyle w:val="BodyText"/>
+      </w:pPr>
+      <w:r>
+        <w:rPr>
+          <w:lang w:val="ru"/>
+        </w:rPr>
+        <w:t xml:space="preserve">Предел — 1024 байта, а кириллица в UTF-8 весит два байта на букву: русское описание</w:t>
+      </w:r>
+      <w:r>
+        <w:rPr>
+          <w:lang w:val="ru"/>
+        </w:rPr>
+        <w:t xml:space="preserve"> </w:t>
+      </w:r>
+      <w:r>
+        <w:rPr>
+          <w:lang w:val="ru"/>
+        </w:rPr>
+        <w:t xml:space="preserve">упирается в предел примерно на 500 знаках.</w:t>
+      </w:r>
+    </w:p>
+    <w:bookmarkEnd w:id="65"/>
+    <w:bookmarkStart w:id="66" w:name="istochniki"/>
+    <w:p>
+      <w:pPr>
+        <w:pStyle w:val="Heading2"/>
+      </w:pPr>
+      <w:r>
+        <w:rPr>
+          <w:lang w:val="ru"/>
+        </w:rPr>
+        <w:t xml:space="preserve">Источники</w:t>
       </w:r>
     </w:p>
     <w:p>
@@ -7687,14 +8494,14 @@
         <w:pStyle w:val="Compact"/>
         <w:numPr>
           <w:ilvl w:val="0"/>
-          <w:numId w:val="1022"/>
+          <w:numId w:val="1023"/>
         </w:numPr>
       </w:pPr>
       <w:r>
         <w:rPr>
           <w:lang w:val="ru"/>
         </w:rPr>
-        <w:t xml:space="preserve">Агент в VS Code: навыки в VS Code — https://code.visualstudio.com/docs/copilot/customization/agent-skills; стандарт навыков и список агентов — https://agentskills.io; Kimi Code — https://marketplace.visualstudio.com/items?itemName=moonshot-ai.kimi-code, подписка — https://www.kimi.com/code/docs/en/kimi-code/membership.html, навыки — https://www.kimi.com/code/docs/en/kimi-code-cli/customization/skills.html; GigaCode — https://gitverse.ru/features/gigacode/ и навыки GigaCode — https://gitverse.ru/docs/ai/ai-assistant-gigacode/gigacode-for-vscode/skills; тарифы SourceCraft — https://sourcecraft.dev/portal/docs/ru/sourcecraft/pricing; вход в Qwen Code — https://qwenlm.github.io/qwen-code-docs/en/users/configuration/auth/; Roo Code и LM Studio — https://roocodeinc.github.io/Roo-Code/providers/lmstudio; Copilot из России — https://github.com/orgs/community/discussions/182386. Проверено 29.09.2026.</w:t>
+        <w:t xml:space="preserve">Anthropic. Agent Skills — обзор. https://platform.claude.com/docs/en/agents-and-tools/agent-skills/overview</w:t>
       </w:r>
     </w:p>
     <w:p>
@@ -7702,14 +8509,14 @@
         <w:pStyle w:val="Compact"/>
         <w:numPr>
           <w:ilvl w:val="0"/>
-          <w:numId w:val="1022"/>
+          <w:numId w:val="1023"/>
         </w:numPr>
       </w:pPr>
       <w:r>
         <w:rPr>
           <w:lang w:val="ru"/>
         </w:rPr>
-        <w:t xml:space="preserve">Навык humanizer (blader, лицензия MIT) — образец порядка работы для навыка-редактора. https://github.com/blader/humanizer</w:t>
+        <w:t xml:space="preserve">Anthropic. Skill authoring best practices. https://platform.claude.com/docs/en/agents-and-tools/agent-skills/best-practices</w:t>
       </w:r>
     </w:p>
     <w:p>
@@ -7717,17 +8524,122 @@
         <w:pStyle w:val="Compact"/>
         <w:numPr>
           <w:ilvl w:val="0"/>
-          <w:numId w:val="1022"/>
+          <w:numId w:val="1023"/>
         </w:numPr>
       </w:pPr>
       <w:r>
         <w:rPr>
           <w:lang w:val="ru"/>
         </w:rPr>
+        <w:t xml:space="preserve">Perplexity. How to use Computer skills. https://www.perplexity.ai/help-center/en/articles/13914413-how-to-use-computer-skills; также https://www.perplexity.ai/hub/academy/how-to-use-computer-skills</w:t>
+      </w:r>
+    </w:p>
+    <w:p>
+      <w:pPr>
+        <w:pStyle w:val="Compact"/>
+        <w:numPr>
+          <w:ilvl w:val="0"/>
+          <w:numId w:val="1023"/>
+        </w:numPr>
+      </w:pPr>
+      <w:r>
+        <w:rPr>
+          <w:lang w:val="ru"/>
+        </w:rPr>
+        <w:t xml:space="preserve">Obsidian: скачать — https://obsidian.md/download; условия — https://obsidian.md/pricing; справка о свойствах, ссылках и папке настроек — https://obsidian.md/help/Editing+and+formatting/Properties, https://obsidian.md/help/Linking+notes+and+files/Internal+links, https://obsidian.md/help/Files+and+folders/Configuration+folder. Названия настроек — по официальному русскому переводу интерфейса: https://github.com/obsidianmd/obsidian-translations</w:t>
+      </w:r>
+    </w:p>
+    <w:p>
+      <w:pPr>
+        <w:pStyle w:val="Compact"/>
+        <w:numPr>
+          <w:ilvl w:val="0"/>
+          <w:numId w:val="1023"/>
+        </w:numPr>
+      </w:pPr>
+      <w:r>
+        <w:rPr>
+          <w:lang w:val="ru"/>
+        </w:rPr>
+        <w:t xml:space="preserve">Perplexity. Agent API — Skills. https://docs.perplexity.ai/docs/agent-api/skills</w:t>
+      </w:r>
+    </w:p>
+    <w:p>
+      <w:pPr>
+        <w:pStyle w:val="Compact"/>
+        <w:numPr>
+          <w:ilvl w:val="0"/>
+          <w:numId w:val="1023"/>
+        </w:numPr>
+      </w:pPr>
+      <w:r>
+        <w:rPr>
+          <w:lang w:val="ru"/>
+        </w:rPr>
+        <w:t xml:space="preserve">Агент в VS Code: навыки в VS Code — https://code.visualstudio.com/docs/copilot/customization/agent-skills; стандарт навыков и список агентов — https://agentskills.io; Kimi Code — https://marketplace.visualstudio.com/items?itemName=moonshot-ai.kimi-code, подписка — https://www.kimi.com/code/docs/en/kimi-code/membership.html, навыки — https://www.kimi.com/code/docs/en/kimi-code-cli/customization/skills.html; GigaCode — https://gitverse.ru/features/gigacode/ и навыки GigaCode — https://gitverse.ru/docs/ai/ai-assistant-gigacode/gigacode-for-vscode/skills; тарифы SourceCraft — https://sourcecraft.dev/portal/docs/ru/sourcecraft/pricing; вход в Qwen Code — https://qwenlm.github.io/qwen-code-docs/en/users/configuration/auth/; Roo Code и LM Studio — https://roocodeinc.github.io/Roo-Code/providers/lmstudio; Copilot из России — https://github.com/orgs/community/discussions/182386. Проверено 29.09.2026.</w:t>
+      </w:r>
+    </w:p>
+    <w:p>
+      <w:pPr>
+        <w:pStyle w:val="Compact"/>
+        <w:numPr>
+          <w:ilvl w:val="0"/>
+          <w:numId w:val="1023"/>
+        </w:numPr>
+      </w:pPr>
+      <w:r>
+        <w:rPr>
+          <w:lang w:val="ru"/>
+        </w:rPr>
+        <w:t xml:space="preserve">Навык humanizer (blader, лицензия MIT) — образец порядка работы для навыка-редактора. https://github.com/blader/humanizer</w:t>
+      </w:r>
+    </w:p>
+    <w:p>
+      <w:pPr>
+        <w:pStyle w:val="Compact"/>
+        <w:numPr>
+          <w:ilvl w:val="0"/>
+          <w:numId w:val="1023"/>
+        </w:numPr>
+      </w:pPr>
+      <w:r>
+        <w:rPr>
+          <w:lang w:val="ru"/>
+        </w:rPr>
+        <w:t xml:space="preserve">Барбашин О. Инженерный калькулятор: проверка GigaCode. Репозиторий https://github.com/Barbashin1970/ENGINEER; отчёт об оценке модели (06.10.2026) — https://github.com/Barbashin1970/ENGINEER/blob/main/docs/OTCHET-GIGACODE.md; разбор 25 дефектов — https://github.com/Barbashin1970/ENGINEER/blob/main/docs/KALKULYATOR-RAZBOR.md; калькулятор — https://barbashin1970.github.io/ENGINEER/</w:t>
+      </w:r>
+    </w:p>
+    <w:p>
+      <w:pPr>
+        <w:pStyle w:val="Compact"/>
+        <w:numPr>
+          <w:ilvl w:val="0"/>
+          <w:numId w:val="1023"/>
+        </w:numPr>
+      </w:pPr>
+      <w:r>
+        <w:rPr>
+          <w:lang w:val="ru"/>
+        </w:rPr>
+        <w:t xml:space="preserve">Anthropic. Supported countries and regions. https://www.anthropic.com/supported-countries — России в списке нет, проверено 10.10.2026.</w:t>
+      </w:r>
+    </w:p>
+    <w:p>
+      <w:pPr>
+        <w:pStyle w:val="Compact"/>
+        <w:numPr>
+          <w:ilvl w:val="0"/>
+          <w:numId w:val="1023"/>
+        </w:numPr>
+      </w:pPr>
+      <w:r>
+        <w:rPr>
+          <w:lang w:val="ru"/>
+        </w:rPr>
         <w:t xml:space="preserve">Wikipedia: Signs of AI writing — основа каталога признаков. https://en.wikipedia.org/wiki/Wikipedia:Signs_of_AI_writing</w:t>
       </w:r>
     </w:p>
-    <w:bookmarkEnd w:id="60"/>
+    <w:bookmarkEnd w:id="66"/>
     <w:sectPr>
       <w:footnotePr>
         <w:numRestart w:val="eachSect"/>
@@ -8331,6 +9243,36 @@
     </w:lvlOverride>
   </w:num>
   <w:num w:numId="1022">
+    <w:abstractNumId w:val="99411"/>
+    <w:lvlOverride w:ilvl="0">
+      <w:startOverride w:val="1"/>
+    </w:lvlOverride>
+    <w:lvlOverride w:ilvl="1">
+      <w:startOverride w:val="1"/>
+    </w:lvlOverride>
+    <w:lvlOverride w:ilvl="2">
+      <w:startOverride w:val="1"/>
+    </w:lvlOverride>
+    <w:lvlOverride w:ilvl="3">
+      <w:startOverride w:val="1"/>
+    </w:lvlOverride>
+    <w:lvlOverride w:ilvl="4">
+      <w:startOverride w:val="1"/>
+    </w:lvlOverride>
+    <w:lvlOverride w:ilvl="5">
+      <w:startOverride w:val="1"/>
+    </w:lvlOverride>
+    <w:lvlOverride w:ilvl="6">
+      <w:startOverride w:val="1"/>
+    </w:lvlOverride>
+    <w:lvlOverride w:ilvl="7">
+      <w:startOverride w:val="1"/>
+    </w:lvlOverride>
+    <w:lvlOverride w:ilvl="8">
+      <w:startOverride w:val="1"/>
+    </w:lvlOverride>
+  </w:num>
+  <w:num w:numId="1023">
     <w:abstractNumId w:val="991"/>
   </w:num>
 </w:numbering>

--- a/site/files/konspekt-bonus-navyki.docx
+++ b/site/files/konspekt-bonus-navyki.docx
@@ -1002,7 +1002,7 @@
               <w:rPr>
                 <w:lang w:val="ru"/>
               </w:rPr>
-              <w:t xml:space="preserve">раскладывает задачу картинки по 11 блокам и даёт три промпта для Алисы AI и GigaChat</w:t>
+              <w:t xml:space="preserve">раскладывает задачу картинки по 11 блокам и даёт три промпта для Алисы AI и GigaChat или код картинки в JSON — и сцену с образца на своё фото</w:t>
             </w:r>
           </w:p>
         </w:tc>
